--- a/작업일지/30주차.docx
+++ b/작업일지/30주차.docx
@@ -73,17 +73,8 @@
                 <w:rFonts w:hint="eastAsia"/>
                 <w:szCs w:val="20"/>
               </w:rPr>
-              <w:t xml:space="preserve">2021180009 </w:t>
+              <w:t>2021180009 박경준</w:t>
             </w:r>
-            <w:proofErr w:type="spellStart"/>
-            <w:r>
-              <w:rPr>
-                <w:rFonts w:hint="eastAsia"/>
-                <w:szCs w:val="20"/>
-              </w:rPr>
-              <w:t>박경준</w:t>
-            </w:r>
-            <w:proofErr w:type="spellEnd"/>
             <w:r>
               <w:rPr>
                 <w:szCs w:val="20"/>
@@ -119,7 +110,6 @@
                 <w:sz w:val="22"/>
               </w:rPr>
             </w:pPr>
-            <w:proofErr w:type="spellStart"/>
             <w:r>
               <w:rPr>
                 <w:rFonts w:hint="eastAsia"/>
@@ -128,7 +118,6 @@
               </w:rPr>
               <w:t>팀명</w:t>
             </w:r>
-            <w:proofErr w:type="spellEnd"/>
           </w:p>
         </w:tc>
         <w:tc>
@@ -397,81 +386,10 @@
                 <w:b/>
                 <w:bCs/>
               </w:rPr>
-              <w:t xml:space="preserve">뼈대 시각화 </w:t>
-            </w:r>
-            <w:r>
-              <w:rPr>
-                <w:rStyle w:val="a6"/>
-                <w:rFonts w:ascii="맑은 고딕" w:eastAsia="맑은 고딕" w:hAnsi="맑은 고딕"/>
-                <w:b/>
-                <w:bCs/>
-              </w:rPr>
-              <w:t>및</w:t>
-            </w:r>
-            <w:r>
-              <w:rPr>
-                <w:rStyle w:val="a6"/>
-                <w:rFonts w:ascii="맑은 고딕" w:eastAsia="맑은 고딕" w:hAnsi="맑은 고딕"/>
-                <w:b/>
-                <w:bCs/>
-              </w:rPr>
-              <w:t xml:space="preserve"> </w:t>
-            </w:r>
-            <w:r>
-              <w:rPr>
-                <w:rStyle w:val="a6"/>
-                <w:rFonts w:ascii="맑은 고딕" w:eastAsia="맑은 고딕" w:hAnsi="맑은 고딕"/>
-                <w:b/>
-                <w:bCs/>
-              </w:rPr>
-              <w:t>기</w:t>
-            </w:r>
-            <w:r>
-              <w:rPr>
-                <w:rStyle w:val="a6"/>
-                <w:rFonts w:ascii="맑은 고딕" w:eastAsia="맑은 고딕" w:hAnsi="맑은 고딕"/>
-                <w:b/>
-                <w:bCs/>
-              </w:rPr>
-              <w:t>즈</w:t>
-            </w:r>
-            <w:r>
-              <w:rPr>
-                <w:rStyle w:val="a6"/>
-                <w:rFonts w:ascii="맑은 고딕" w:eastAsia="맑은 고딕" w:hAnsi="맑은 고딕"/>
-                <w:b/>
-                <w:bCs/>
-              </w:rPr>
-              <w:t>모</w:t>
-            </w:r>
-            <w:r>
-              <w:rPr>
-                <w:rStyle w:val="a6"/>
-                <w:rFonts w:ascii="맑은 고딕" w:eastAsia="맑은 고딕" w:hAnsi="맑은 고딕"/>
-                <w:b/>
-                <w:bCs/>
-              </w:rPr>
-              <w:t xml:space="preserve"> </w:t>
-            </w:r>
-            <w:r>
-              <w:rPr>
-                <w:rStyle w:val="a6"/>
-                <w:rFonts w:ascii="맑은 고딕" w:eastAsia="맑은 고딕" w:hAnsi="맑은 고딕"/>
-                <w:b/>
-                <w:bCs/>
-              </w:rPr>
-              <w:t>추가</w:t>
+              <w:t>뼈대 시각화 및 기즈모 추가</w:t>
             </w:r>
           </w:p>
           <w:p>
-            <w:pPr>
-              <w:rPr>
-                <w:rFonts w:ascii="맑은 고딕" w:eastAsia="맑은 고딕" w:hAnsi="맑은 고딕" w:hint="eastAsia"/>
-                <w:b/>
-                <w:bCs/>
-                <w:u w:val="single"/>
-              </w:rPr>
-            </w:pPr>
             <w:r>
               <w:rPr>
                 <w:rFonts w:ascii="맑은 고딕" w:eastAsia="맑은 고딕" w:hAnsi="맑은 고딕"/>
@@ -502,6 +420,45 @@
               </w:r>
             </w:hyperlink>
           </w:p>
+          <w:p>
+            <w:pPr>
+              <w:rPr>
+                <w:rFonts w:ascii="맑은 고딕" w:eastAsia="맑은 고딕" w:hAnsi="맑은 고딕" w:hint="eastAsia"/>
+                <w:b/>
+                <w:bCs/>
+                <w:u w:val="single"/>
+              </w:rPr>
+            </w:pPr>
+            <w:hyperlink r:id="rId8" w:history="1">
+              <w:r>
+                <w:rPr>
+                  <w:rStyle w:val="a6"/>
+                  <w:rFonts w:ascii="맑은 고딕" w:eastAsia="맑은 고딕" w:hAnsi="맑은 고딕" w:hint="eastAsia"/>
+                  <w:b/>
+                  <w:bCs/>
+                </w:rPr>
+                <w:t xml:space="preserve">Shadow Map </w:t>
+              </w:r>
+              <w:r>
+                <w:rPr>
+                  <w:rStyle w:val="a6"/>
+                  <w:rFonts w:ascii="맑은 고딕" w:eastAsia="맑은 고딕" w:hAnsi="맑은 고딕"/>
+                  <w:b/>
+                  <w:bCs/>
+                </w:rPr>
+                <w:t>구현</w:t>
+              </w:r>
+              <w:r>
+                <w:rPr>
+                  <w:rStyle w:val="a6"/>
+                  <w:rFonts w:ascii="맑은 고딕" w:eastAsia="맑은 고딕" w:hAnsi="맑은 고딕" w:hint="eastAsia"/>
+                  <w:b/>
+                  <w:bCs/>
+                </w:rPr>
+                <w:t xml:space="preserve"> (Cscade Shadow Map)</w:t>
+              </w:r>
+            </w:hyperlink>
+          </w:p>
         </w:tc>
       </w:tr>
     </w:tbl>
@@ -554,37 +511,18 @@
           <w:sz w:val="24"/>
           <w:szCs w:val="24"/>
         </w:rPr>
-        <w:t xml:space="preserve"> 시각화 및 </w:t>
-      </w:r>
-      <w:proofErr w:type="spellStart"/>
-      <w:r>
-        <w:rPr>
-          <w:b/>
-          <w:sz w:val="24"/>
-          <w:szCs w:val="24"/>
-        </w:rPr>
-        <w:t>기즈모</w:t>
-      </w:r>
-      <w:proofErr w:type="spellEnd"/>
-      <w:r>
-        <w:rPr>
-          <w:b/>
-          <w:sz w:val="24"/>
-          <w:szCs w:val="24"/>
-        </w:rPr>
-        <w:t xml:space="preserve"> 추가</w:t>
-      </w:r>
-    </w:p>
-    <w:p>
-      <w:pPr>
-        <w:jc w:val="left"/>
-        <w:rPr>
-          <w:b/>
-          <w:sz w:val="24"/>
-          <w:szCs w:val="24"/>
-        </w:rPr>
-      </w:pPr>
-      <w:proofErr w:type="spellStart"/>
+        <w:t xml:space="preserve"> 시각화 및 기즈모 추가</w:t>
+      </w:r>
+    </w:p>
+    <w:p>
+      <w:pPr>
+        <w:jc w:val="left"/>
+        <w:rPr>
+          <w:b/>
+          <w:sz w:val="24"/>
+          <w:szCs w:val="24"/>
+        </w:rPr>
+      </w:pPr>
       <w:r>
         <w:rPr>
           <w:b/>
@@ -592,79 +530,40 @@
           <w:sz w:val="24"/>
           <w:szCs w:val="24"/>
         </w:rPr>
-        <w:t>imgui</w:t>
-      </w:r>
-      <w:proofErr w:type="spellEnd"/>
-      <w:r>
-        <w:rPr>
-          <w:b/>
-          <w:bCs/>
-          <w:sz w:val="24"/>
-          <w:szCs w:val="24"/>
-        </w:rPr>
-        <w:t xml:space="preserve">를 이용하여 뼈대를 시각화 및 </w:t>
-      </w:r>
-      <w:proofErr w:type="spellStart"/>
-      <w:r>
-        <w:rPr>
-          <w:b/>
-          <w:bCs/>
-          <w:sz w:val="24"/>
-          <w:szCs w:val="24"/>
-        </w:rPr>
-        <w:t>기즈모를</w:t>
-      </w:r>
-      <w:proofErr w:type="spellEnd"/>
-      <w:r>
-        <w:rPr>
-          <w:b/>
-          <w:bCs/>
-          <w:sz w:val="24"/>
-          <w:szCs w:val="24"/>
-        </w:rPr>
-        <w:t xml:space="preserve"> 추가</w:t>
-      </w:r>
-    </w:p>
-    <w:p>
-      <w:pPr>
-        <w:jc w:val="left"/>
-        <w:rPr>
-          <w:b/>
-          <w:sz w:val="24"/>
-          <w:szCs w:val="24"/>
-        </w:rPr>
-      </w:pPr>
-      <w:proofErr w:type="spellStart"/>
-      <w:r>
-        <w:rPr>
-          <w:b/>
-          <w:sz w:val="24"/>
-          <w:szCs w:val="24"/>
-        </w:rPr>
-        <w:t>ToolScene</w:t>
-      </w:r>
-      <w:proofErr w:type="spellEnd"/>
-      <w:r>
-        <w:rPr>
-          <w:b/>
-          <w:sz w:val="24"/>
-          <w:szCs w:val="24"/>
-        </w:rPr>
-        <w:t>에</w:t>
-      </w:r>
-    </w:p>
-    <w:p>
-      <w:pPr>
-        <w:jc w:val="left"/>
-        <w:rPr>
-          <w:b/>
-          <w:sz w:val="24"/>
-          <w:szCs w:val="24"/>
-        </w:rPr>
-      </w:pPr>
-      <w:r>
-        <w:rPr>
-          <w:b/>
+        <w:t>imgui를 이용하여 뼈대를 시각화 및 기즈모를 추가</w:t>
+      </w:r>
+    </w:p>
+    <w:p>
+      <w:pPr>
+        <w:jc w:val="left"/>
+        <w:rPr>
+          <w:b/>
+          <w:sz w:val="24"/>
+          <w:szCs w:val="24"/>
+        </w:rPr>
+      </w:pPr>
+      <w:r>
+        <w:rPr>
+          <w:b/>
+          <w:sz w:val="24"/>
+          <w:szCs w:val="24"/>
+        </w:rPr>
+        <w:t>ToolScene에</w:t>
+      </w:r>
+    </w:p>
+    <w:p>
+      <w:pPr>
+        <w:jc w:val="left"/>
+        <w:rPr>
+          <w:b/>
+          <w:sz w:val="24"/>
+          <w:szCs w:val="24"/>
+        </w:rPr>
+      </w:pPr>
+      <w:r>
+        <w:rPr>
+          <w:b/>
+          <w:noProof/>
           <w:sz w:val="24"/>
           <w:szCs w:val="24"/>
         </w:rPr>
@@ -686,7 +585,7 @@
                     </pic:cNvPicPr>
                   </pic:nvPicPr>
                   <pic:blipFill>
-                    <a:blip r:embed="rId8">
+                    <a:blip r:embed="rId9">
                       <a:extLst>
                         <a:ext uri="{28A0092B-C50C-407E-A947-70E740481C1C}">
                           <a14:useLocalDpi xmlns:a14="http://schemas.microsoft.com/office/drawing/2010/main" val="0"/>
@@ -745,7 +644,6 @@
           <w:szCs w:val="24"/>
         </w:rPr>
       </w:pPr>
-      <w:proofErr w:type="spellStart"/>
       <w:r>
         <w:rPr>
           <w:b/>
@@ -753,9 +651,44 @@
           <w:sz w:val="24"/>
           <w:szCs w:val="24"/>
         </w:rPr>
-        <w:t>spawn_want_mesh</w:t>
-      </w:r>
-      <w:proofErr w:type="spellEnd"/>
+        <w:t>spawn_want_mesh()</w:t>
+      </w:r>
+      <w:r>
+        <w:rPr>
+          <w:b/>
+          <w:sz w:val="24"/>
+          <w:szCs w:val="24"/>
+        </w:rPr>
+        <w:t xml:space="preserve"> → 원하는 메인 캐릭터를 띄우기 위한 ui창과 불러오기 기능을 하는 </w:t>
+      </w:r>
+      <w:proofErr w:type="gramStart"/>
+      <w:r>
+        <w:rPr>
+          <w:b/>
+          <w:sz w:val="24"/>
+          <w:szCs w:val="24"/>
+        </w:rPr>
+        <w:t>함수이다.(</w:t>
+      </w:r>
+      <w:proofErr w:type="gramEnd"/>
+      <w:r>
+        <w:rPr>
+          <w:b/>
+          <w:sz w:val="24"/>
+          <w:szCs w:val="24"/>
+        </w:rPr>
+        <w:t>뼈대가 있는 메쉬)</w:t>
+      </w:r>
+    </w:p>
+    <w:p>
+      <w:pPr>
+        <w:jc w:val="left"/>
+        <w:rPr>
+          <w:b/>
+          <w:sz w:val="24"/>
+          <w:szCs w:val="24"/>
+        </w:rPr>
+      </w:pPr>
       <w:r>
         <w:rPr>
           <w:b/>
@@ -763,33 +696,96 @@
           <w:sz w:val="24"/>
           <w:szCs w:val="24"/>
         </w:rPr>
-        <w:t>()</w:t>
-      </w:r>
-      <w:r>
-        <w:rPr>
-          <w:b/>
-          <w:sz w:val="24"/>
-          <w:szCs w:val="24"/>
-        </w:rPr>
-        <w:t xml:space="preserve"> → 원하는 메인 캐릭터를 띄우기 위한 </w:t>
-      </w:r>
-      <w:proofErr w:type="spellStart"/>
-      <w:r>
-        <w:rPr>
-          <w:b/>
-          <w:sz w:val="24"/>
-          <w:szCs w:val="24"/>
-        </w:rPr>
-        <w:t>ui</w:t>
-      </w:r>
-      <w:proofErr w:type="spellEnd"/>
-      <w:r>
-        <w:rPr>
-          <w:b/>
-          <w:sz w:val="24"/>
-          <w:szCs w:val="24"/>
-        </w:rPr>
-        <w:t xml:space="preserve">창과 불러오기 기능을 하는 </w:t>
+        <w:t>view_bones()</w:t>
+      </w:r>
+      <w:r>
+        <w:rPr>
+          <w:b/>
+          <w:sz w:val="24"/>
+          <w:szCs w:val="24"/>
+        </w:rPr>
+        <w:t xml:space="preserve"> → 뼈대 리스트를 ReadglTFMesh로부터 받아와 화면에 리스트 형식으로 띄워주는 함수이다.</w:t>
+      </w:r>
+    </w:p>
+    <w:p>
+      <w:pPr>
+        <w:jc w:val="left"/>
+        <w:rPr>
+          <w:b/>
+          <w:sz w:val="24"/>
+          <w:szCs w:val="24"/>
+        </w:rPr>
+      </w:pPr>
+      <w:r>
+        <w:rPr>
+          <w:b/>
+          <w:bCs/>
+          <w:sz w:val="24"/>
+          <w:szCs w:val="24"/>
+        </w:rPr>
+        <w:t>spawn_want_socket_mesh()</w:t>
+      </w:r>
+      <w:r>
+        <w:rPr>
+          <w:b/>
+          <w:sz w:val="24"/>
+          <w:szCs w:val="24"/>
+        </w:rPr>
+        <w:t xml:space="preserve"> → 소켓 컴포넌트를 가지는 오브젝트를 생성하고 붙이고 싶은 메쉬를 로드할 수 있는 기능을 제공하는 함수이다.</w:t>
+      </w:r>
+    </w:p>
+    <w:p>
+      <w:pPr>
+        <w:jc w:val="left"/>
+        <w:rPr>
+          <w:b/>
+          <w:sz w:val="24"/>
+          <w:szCs w:val="24"/>
+        </w:rPr>
+      </w:pPr>
+      <w:r>
+        <w:rPr>
+          <w:b/>
+          <w:bCs/>
+          <w:sz w:val="24"/>
+          <w:szCs w:val="24"/>
+        </w:rPr>
+        <w:t>edit_socket_mesh()</w:t>
+      </w:r>
+      <w:r>
+        <w:rPr>
+          <w:b/>
+          <w:sz w:val="24"/>
+          <w:szCs w:val="24"/>
+        </w:rPr>
+        <w:t xml:space="preserve"> → 슬라이더 및 수치 입력 기능으로 소켓의 로컬 위치, 회전, 스케일을 바꿀 수 있도록 하는 함수이다.</w:t>
+      </w:r>
+    </w:p>
+    <w:p>
+      <w:pPr>
+        <w:jc w:val="left"/>
+        <w:rPr>
+          <w:b/>
+          <w:sz w:val="24"/>
+          <w:szCs w:val="24"/>
+        </w:rPr>
+      </w:pPr>
+      <w:r>
+        <w:rPr>
+          <w:b/>
+          <w:bCs/>
+          <w:sz w:val="24"/>
+          <w:szCs w:val="24"/>
+        </w:rPr>
+        <w:t>draw_and_pick_bones()</w:t>
+      </w:r>
+      <w:r>
+        <w:rPr>
+          <w:b/>
+          <w:sz w:val="24"/>
+          <w:szCs w:val="24"/>
+        </w:rPr>
+        <w:t xml:space="preserve"> → 뼈대의 리스트에서 선택한 </w:t>
       </w:r>
       <w:proofErr w:type="gramStart"/>
       <w:r>
@@ -798,7 +794,7 @@
           <w:sz w:val="24"/>
           <w:szCs w:val="24"/>
         </w:rPr>
-        <w:t>함수이다.(</w:t>
+        <w:t>뼈대 뿐만</w:t>
       </w:r>
       <w:proofErr w:type="gramEnd"/>
       <w:r>
@@ -807,37 +803,18 @@
           <w:sz w:val="24"/>
           <w:szCs w:val="24"/>
         </w:rPr>
-        <w:t xml:space="preserve">뼈대가 있는 </w:t>
-      </w:r>
-      <w:proofErr w:type="spellStart"/>
-      <w:r>
-        <w:rPr>
-          <w:b/>
-          <w:sz w:val="24"/>
-          <w:szCs w:val="24"/>
-        </w:rPr>
-        <w:t>메쉬</w:t>
-      </w:r>
-      <w:proofErr w:type="spellEnd"/>
-      <w:r>
-        <w:rPr>
-          <w:b/>
-          <w:sz w:val="24"/>
-          <w:szCs w:val="24"/>
-        </w:rPr>
-        <w:t>)</w:t>
-      </w:r>
-    </w:p>
-    <w:p>
-      <w:pPr>
-        <w:jc w:val="left"/>
-        <w:rPr>
-          <w:b/>
-          <w:sz w:val="24"/>
-          <w:szCs w:val="24"/>
-        </w:rPr>
-      </w:pPr>
-      <w:proofErr w:type="spellStart"/>
+        <w:t xml:space="preserve"> 아니라 모든 뼈대를 시각화 하고 시각화 한 뼈대 중 원하는 뼈대를 선택 가능하도록 제작해주었다.</w:t>
+      </w:r>
+    </w:p>
+    <w:p>
+      <w:pPr>
+        <w:jc w:val="left"/>
+        <w:rPr>
+          <w:b/>
+          <w:sz w:val="24"/>
+          <w:szCs w:val="24"/>
+        </w:rPr>
+      </w:pPr>
       <w:r>
         <w:rPr>
           <w:b/>
@@ -845,9 +822,26 @@
           <w:sz w:val="24"/>
           <w:szCs w:val="24"/>
         </w:rPr>
-        <w:t>view_bones</w:t>
-      </w:r>
-      <w:proofErr w:type="spellEnd"/>
+        <w:t>draw_gizmo()</w:t>
+      </w:r>
+      <w:r>
+        <w:rPr>
+          <w:b/>
+          <w:sz w:val="24"/>
+          <w:szCs w:val="24"/>
+        </w:rPr>
+        <w:t xml:space="preserve"> → 소켓에 기즈모를 이용하여 위치, 회전, 스케일을 시각화된 UI를 통해 조작할 수 있도록 해주었다.</w:t>
+      </w:r>
+    </w:p>
+    <w:p>
+      <w:pPr>
+        <w:jc w:val="left"/>
+        <w:rPr>
+          <w:b/>
+          <w:sz w:val="24"/>
+          <w:szCs w:val="24"/>
+        </w:rPr>
+      </w:pPr>
       <w:r>
         <w:rPr>
           <w:b/>
@@ -855,82 +849,8 @@
           <w:sz w:val="24"/>
           <w:szCs w:val="24"/>
         </w:rPr>
-        <w:t>()</w:t>
-      </w:r>
-      <w:r>
-        <w:rPr>
-          <w:b/>
-          <w:sz w:val="24"/>
-          <w:szCs w:val="24"/>
-        </w:rPr>
-        <w:t xml:space="preserve"> → 뼈대 리스트를 </w:t>
-      </w:r>
-      <w:proofErr w:type="spellStart"/>
-      <w:r>
-        <w:rPr>
-          <w:b/>
-          <w:sz w:val="24"/>
-          <w:szCs w:val="24"/>
-        </w:rPr>
-        <w:t>ReadglTFMesh</w:t>
-      </w:r>
-      <w:proofErr w:type="spellEnd"/>
-      <w:r>
-        <w:rPr>
-          <w:b/>
-          <w:sz w:val="24"/>
-          <w:szCs w:val="24"/>
-        </w:rPr>
-        <w:t>로부터 받아와 화면에 리스트 형식으로 띄워주는 함수이다.</w:t>
-      </w:r>
-    </w:p>
-    <w:p>
-      <w:pPr>
-        <w:jc w:val="left"/>
-        <w:rPr>
-          <w:b/>
-          <w:sz w:val="24"/>
-          <w:szCs w:val="24"/>
-        </w:rPr>
-      </w:pPr>
-      <w:proofErr w:type="spellStart"/>
-      <w:r>
-        <w:rPr>
-          <w:b/>
-          <w:bCs/>
-          <w:sz w:val="24"/>
-          <w:szCs w:val="24"/>
-        </w:rPr>
-        <w:t>spawn_want_socket_mesh</w:t>
-      </w:r>
-      <w:proofErr w:type="spellEnd"/>
-      <w:r>
-        <w:rPr>
-          <w:b/>
-          <w:bCs/>
-          <w:sz w:val="24"/>
-          <w:szCs w:val="24"/>
-        </w:rPr>
-        <w:t>()</w:t>
-      </w:r>
-      <w:r>
-        <w:rPr>
-          <w:b/>
-          <w:sz w:val="24"/>
-          <w:szCs w:val="24"/>
-        </w:rPr>
-        <w:t xml:space="preserve"> → 소켓 컴포넌트를 가지는 오브젝트를 생성하고 붙이고 싶은 </w:t>
-      </w:r>
-      <w:proofErr w:type="spellStart"/>
-      <w:r>
-        <w:rPr>
-          <w:b/>
-          <w:sz w:val="24"/>
-          <w:szCs w:val="24"/>
-        </w:rPr>
-        <w:t>메쉬를</w:t>
-      </w:r>
-      <w:proofErr w:type="spellEnd"/>
+        <w:t>사용법</w:t>
+      </w:r>
       <w:r>
         <w:rPr>
           <w:b/>
@@ -939,225 +859,11 @@
         </w:rPr>
         <w:t xml:space="preserve"> </w:t>
       </w:r>
-      <w:proofErr w:type="spellStart"/>
-      <w:r>
-        <w:rPr>
-          <w:b/>
-          <w:sz w:val="24"/>
-          <w:szCs w:val="24"/>
-        </w:rPr>
-        <w:t>로드할</w:t>
-      </w:r>
-      <w:proofErr w:type="spellEnd"/>
-      <w:r>
-        <w:rPr>
-          <w:b/>
-          <w:sz w:val="24"/>
-          <w:szCs w:val="24"/>
-        </w:rPr>
-        <w:t xml:space="preserve"> 수 있는 기능을 제공하는 함수이다.</w:t>
-      </w:r>
-    </w:p>
-    <w:p>
-      <w:pPr>
-        <w:jc w:val="left"/>
-        <w:rPr>
-          <w:b/>
-          <w:sz w:val="24"/>
-          <w:szCs w:val="24"/>
-        </w:rPr>
-      </w:pPr>
-      <w:proofErr w:type="spellStart"/>
-      <w:r>
-        <w:rPr>
-          <w:b/>
-          <w:bCs/>
-          <w:sz w:val="24"/>
-          <w:szCs w:val="24"/>
-        </w:rPr>
-        <w:t>edit_socket_mesh</w:t>
-      </w:r>
-      <w:proofErr w:type="spellEnd"/>
-      <w:r>
-        <w:rPr>
-          <w:b/>
-          <w:bCs/>
-          <w:sz w:val="24"/>
-          <w:szCs w:val="24"/>
-        </w:rPr>
-        <w:t>()</w:t>
-      </w:r>
-      <w:r>
-        <w:rPr>
-          <w:b/>
-          <w:sz w:val="24"/>
-          <w:szCs w:val="24"/>
-        </w:rPr>
-        <w:t xml:space="preserve"> → 슬라이더 및 수치 입력 기능으로 소켓의 로컬 위치, 회전, 스케일을 바꿀 수 있도록 하는 함수이다.</w:t>
-      </w:r>
-    </w:p>
-    <w:p>
-      <w:pPr>
-        <w:jc w:val="left"/>
-        <w:rPr>
-          <w:b/>
-          <w:sz w:val="24"/>
-          <w:szCs w:val="24"/>
-        </w:rPr>
-      </w:pPr>
-      <w:proofErr w:type="spellStart"/>
-      <w:r>
-        <w:rPr>
-          <w:b/>
-          <w:bCs/>
-          <w:sz w:val="24"/>
-          <w:szCs w:val="24"/>
-        </w:rPr>
-        <w:t>draw_and_pick_bones</w:t>
-      </w:r>
-      <w:proofErr w:type="spellEnd"/>
-      <w:r>
-        <w:rPr>
-          <w:b/>
-          <w:bCs/>
-          <w:sz w:val="24"/>
-          <w:szCs w:val="24"/>
-        </w:rPr>
-        <w:t>()</w:t>
-      </w:r>
-      <w:r>
-        <w:rPr>
-          <w:b/>
-          <w:sz w:val="24"/>
-          <w:szCs w:val="24"/>
-        </w:rPr>
-        <w:t xml:space="preserve"> → 뼈대의 리스트에서 선택한 </w:t>
-      </w:r>
-      <w:proofErr w:type="gramStart"/>
-      <w:r>
-        <w:rPr>
-          <w:b/>
-          <w:sz w:val="24"/>
-          <w:szCs w:val="24"/>
-        </w:rPr>
-        <w:t>뼈대 뿐만</w:t>
-      </w:r>
-      <w:proofErr w:type="gramEnd"/>
-      <w:r>
-        <w:rPr>
-          <w:b/>
-          <w:sz w:val="24"/>
-          <w:szCs w:val="24"/>
-        </w:rPr>
-        <w:t xml:space="preserve"> 아니라 모든 뼈대를 시각화 하고 시각화 한 뼈대 중 원하는 뼈대를 선택 가능하도록 제작해주었다.</w:t>
-      </w:r>
-    </w:p>
-    <w:p>
-      <w:pPr>
-        <w:jc w:val="left"/>
-        <w:rPr>
-          <w:b/>
-          <w:sz w:val="24"/>
-          <w:szCs w:val="24"/>
-        </w:rPr>
-      </w:pPr>
-      <w:proofErr w:type="spellStart"/>
-      <w:r>
-        <w:rPr>
-          <w:b/>
-          <w:bCs/>
-          <w:sz w:val="24"/>
-          <w:szCs w:val="24"/>
-        </w:rPr>
-        <w:t>draw_gizmo</w:t>
-      </w:r>
-      <w:proofErr w:type="spellEnd"/>
-      <w:r>
-        <w:rPr>
-          <w:b/>
-          <w:bCs/>
-          <w:sz w:val="24"/>
-          <w:szCs w:val="24"/>
-        </w:rPr>
-        <w:t>()</w:t>
-      </w:r>
-      <w:r>
-        <w:rPr>
-          <w:b/>
-          <w:sz w:val="24"/>
-          <w:szCs w:val="24"/>
-        </w:rPr>
-        <w:t xml:space="preserve"> → 소켓에 </w:t>
-      </w:r>
-      <w:proofErr w:type="spellStart"/>
-      <w:r>
-        <w:rPr>
-          <w:b/>
-          <w:sz w:val="24"/>
-          <w:szCs w:val="24"/>
-        </w:rPr>
-        <w:t>기즈모를</w:t>
-      </w:r>
-      <w:proofErr w:type="spellEnd"/>
-      <w:r>
-        <w:rPr>
-          <w:b/>
-          <w:sz w:val="24"/>
-          <w:szCs w:val="24"/>
-        </w:rPr>
-        <w:t xml:space="preserve"> 이용하여 위치, 회전, 스케일을 </w:t>
-      </w:r>
-      <w:proofErr w:type="spellStart"/>
-      <w:r>
-        <w:rPr>
-          <w:b/>
-          <w:sz w:val="24"/>
-          <w:szCs w:val="24"/>
-        </w:rPr>
-        <w:t>시각화된</w:t>
-      </w:r>
-      <w:proofErr w:type="spellEnd"/>
-      <w:r>
-        <w:rPr>
-          <w:b/>
-          <w:sz w:val="24"/>
-          <w:szCs w:val="24"/>
-        </w:rPr>
-        <w:t xml:space="preserve"> UI를 통해 조작할 수 있도록 해주었다.</w:t>
-      </w:r>
-    </w:p>
-    <w:p>
-      <w:pPr>
-        <w:jc w:val="left"/>
-        <w:rPr>
-          <w:b/>
-          <w:sz w:val="24"/>
-          <w:szCs w:val="24"/>
-        </w:rPr>
-      </w:pPr>
-      <w:r>
-        <w:rPr>
-          <w:b/>
-          <w:bCs/>
-          <w:sz w:val="24"/>
-          <w:szCs w:val="24"/>
-        </w:rPr>
-        <w:t>사용법</w:t>
-      </w:r>
-      <w:r>
-        <w:rPr>
-          <w:b/>
-          <w:sz w:val="24"/>
-          <w:szCs w:val="24"/>
-        </w:rPr>
-        <w:t xml:space="preserve"> </w:t>
-      </w:r>
-    </w:p>
-    <w:p>
-      <w:pPr>
-        <w:jc w:val="left"/>
-        <w:rPr>
-          <w:rFonts w:hint="eastAsia"/>
+    </w:p>
+    <w:p>
+      <w:pPr>
+        <w:jc w:val="left"/>
+        <w:rPr>
           <w:b/>
           <w:sz w:val="24"/>
           <w:szCs w:val="24"/>
@@ -1275,6 +981,7 @@
       <w:r>
         <w:rPr>
           <w:b/>
+          <w:noProof/>
           <w:sz w:val="24"/>
           <w:szCs w:val="24"/>
         </w:rPr>
@@ -1296,7 +1003,7 @@
                     </pic:cNvPicPr>
                   </pic:nvPicPr>
                   <pic:blipFill>
-                    <a:blip r:embed="rId9" cstate="print">
+                    <a:blip r:embed="rId10" cstate="print">
                       <a:extLst>
                         <a:ext uri="{28A0092B-C50C-407E-A947-70E740481C1C}">
                           <a14:useLocalDpi xmlns:a14="http://schemas.microsoft.com/office/drawing/2010/main" val="0"/>
@@ -1410,98 +1117,26 @@
           <w:sz w:val="22"/>
         </w:rPr>
       </w:pPr>
-      <w:proofErr w:type="spellStart"/>
-      <w:r>
-        <w:rPr>
-          <w:b/>
-          <w:sz w:val="22"/>
-        </w:rPr>
-        <w:t>언리얼에서</w:t>
-      </w:r>
-      <w:proofErr w:type="spellEnd"/>
-      <w:r>
-        <w:rPr>
-          <w:b/>
-          <w:sz w:val="22"/>
-        </w:rPr>
-        <w:t xml:space="preserve"> 구매한 </w:t>
-      </w:r>
-      <w:proofErr w:type="spellStart"/>
-      <w:r>
-        <w:rPr>
-          <w:b/>
-          <w:sz w:val="22"/>
-        </w:rPr>
-        <w:t>에셋들</w:t>
-      </w:r>
-      <w:proofErr w:type="spellEnd"/>
-      <w:r>
-        <w:rPr>
-          <w:b/>
-          <w:sz w:val="22"/>
-        </w:rPr>
-        <w:t xml:space="preserve"> 중에서는 파츠가 나누어져 있는 </w:t>
-      </w:r>
-      <w:proofErr w:type="spellStart"/>
-      <w:r>
-        <w:rPr>
-          <w:b/>
-          <w:sz w:val="22"/>
-        </w:rPr>
-        <w:t>에셋들이</w:t>
-      </w:r>
-      <w:proofErr w:type="spellEnd"/>
-      <w:r>
-        <w:rPr>
-          <w:b/>
-          <w:sz w:val="22"/>
-        </w:rPr>
-        <w:t xml:space="preserve"> 있어서 동작을 할 때 </w:t>
-      </w:r>
-      <w:proofErr w:type="spellStart"/>
-      <w:r>
-        <w:rPr>
-          <w:b/>
-          <w:sz w:val="22"/>
-        </w:rPr>
-        <w:t>안맞고</w:t>
-      </w:r>
-      <w:proofErr w:type="spellEnd"/>
-      <w:r>
-        <w:rPr>
-          <w:b/>
-          <w:sz w:val="22"/>
-        </w:rPr>
-        <w:t xml:space="preserve"> 현재 각각의 파일이 아닌 하나의 파일 안에 파츠가 </w:t>
-      </w:r>
-      <w:proofErr w:type="spellStart"/>
-      <w:r>
-        <w:rPr>
-          <w:b/>
-          <w:sz w:val="22"/>
-        </w:rPr>
-        <w:t>여러개</w:t>
-      </w:r>
-      <w:proofErr w:type="spellEnd"/>
-      <w:r>
-        <w:rPr>
-          <w:b/>
-          <w:sz w:val="22"/>
-        </w:rPr>
-        <w:t xml:space="preserve"> 있고 각각의 뼈대가 있는 경우 로드가 불가함</w:t>
-      </w:r>
-    </w:p>
-    <w:p>
-      <w:pPr>
-        <w:jc w:val="left"/>
-        <w:rPr>
-          <w:b/>
-          <w:sz w:val="22"/>
-        </w:rPr>
-      </w:pPr>
-      <w:r>
-        <w:rPr>
-          <w:b/>
+      <w:r>
+        <w:rPr>
+          <w:b/>
+          <w:sz w:val="22"/>
+        </w:rPr>
+        <w:t>언리얼에서 구매한 에셋들 중에서는 파츠가 나누어져 있는 에셋들이 있어서 동작을 할 때 안맞고 현재 각각의 파일이 아닌 하나의 파일 안에 파츠가 여러개 있고 각각의 뼈대가 있는 경우 로드가 불가함</w:t>
+      </w:r>
+    </w:p>
+    <w:p>
+      <w:pPr>
+        <w:jc w:val="left"/>
+        <w:rPr>
+          <w:b/>
+          <w:sz w:val="22"/>
+        </w:rPr>
+      </w:pPr>
+      <w:r>
+        <w:rPr>
+          <w:b/>
+          <w:noProof/>
           <w:sz w:val="22"/>
         </w:rPr>
         <w:drawing>
@@ -1522,7 +1157,7 @@
                     </pic:cNvPicPr>
                   </pic:nvPicPr>
                   <pic:blipFill>
-                    <a:blip r:embed="rId10">
+                    <a:blip r:embed="rId11">
                       <a:extLst>
                         <a:ext uri="{28A0092B-C50C-407E-A947-70E740481C1C}">
                           <a14:useLocalDpi xmlns:a14="http://schemas.microsoft.com/office/drawing/2010/main" val="0"/>
@@ -1567,29 +1202,21 @@
           <w:b/>
           <w:sz w:val="22"/>
         </w:rPr>
-        <w:t xml:space="preserve">→ 우리가 구매한 모델 중 본 </w:t>
-      </w:r>
-      <w:proofErr w:type="spellStart"/>
-      <w:r>
-        <w:rPr>
-          <w:b/>
-          <w:sz w:val="22"/>
-        </w:rPr>
-        <w:t>골렘</w:t>
-      </w:r>
-      <w:proofErr w:type="spellEnd"/>
-    </w:p>
-    <w:p>
-      <w:pPr>
-        <w:jc w:val="left"/>
-        <w:rPr>
-          <w:b/>
-          <w:sz w:val="22"/>
-        </w:rPr>
-      </w:pPr>
-      <w:r>
-        <w:rPr>
-          <w:b/>
+        <w:t>→ 우리가 구매한 모델 중 본 골렘</w:t>
+      </w:r>
+    </w:p>
+    <w:p>
+      <w:pPr>
+        <w:jc w:val="left"/>
+        <w:rPr>
+          <w:b/>
+          <w:sz w:val="22"/>
+        </w:rPr>
+      </w:pPr>
+      <w:r>
+        <w:rPr>
+          <w:b/>
+          <w:noProof/>
           <w:sz w:val="22"/>
         </w:rPr>
         <w:lastRenderedPageBreak/>
@@ -1611,7 +1238,7 @@
                     </pic:cNvPicPr>
                   </pic:nvPicPr>
                   <pic:blipFill>
-                    <a:blip r:embed="rId11" cstate="print">
+                    <a:blip r:embed="rId12" cstate="print">
                       <a:extLst>
                         <a:ext uri="{28A0092B-C50C-407E-A947-70E740481C1C}">
                           <a14:useLocalDpi xmlns:a14="http://schemas.microsoft.com/office/drawing/2010/main" val="0"/>
@@ -1656,23 +1283,7 @@
           <w:b/>
           <w:sz w:val="22"/>
         </w:rPr>
-        <w:t xml:space="preserve">이렇게 파츠별로 </w:t>
-      </w:r>
-      <w:proofErr w:type="spellStart"/>
-      <w:r>
-        <w:rPr>
-          <w:b/>
-          <w:sz w:val="22"/>
-        </w:rPr>
-        <w:t>나누어져있음</w:t>
-      </w:r>
-      <w:proofErr w:type="spellEnd"/>
-      <w:r>
-        <w:rPr>
-          <w:b/>
-          <w:sz w:val="22"/>
-        </w:rPr>
-        <w:t xml:space="preserve"> → 각 파츠별로 뼈대도 따로 가지고 있다.</w:t>
+        <w:t>이렇게 파츠별로 나누어져있음 → 각 파츠별로 뼈대도 따로 가지고 있다.</w:t>
       </w:r>
     </w:p>
     <w:p>
@@ -1709,6 +1320,7 @@
       <w:r>
         <w:rPr>
           <w:b/>
+          <w:noProof/>
           <w:sz w:val="22"/>
         </w:rPr>
         <w:drawing>
@@ -1729,7 +1341,7 @@
                     </pic:cNvPicPr>
                   </pic:nvPicPr>
                   <pic:blipFill>
-                    <a:blip r:embed="rId12" cstate="print">
+                    <a:blip r:embed="rId13" cstate="print">
                       <a:extLst>
                         <a:ext uri="{28A0092B-C50C-407E-A947-70E740481C1C}">
                           <a14:useLocalDpi xmlns:a14="http://schemas.microsoft.com/office/drawing/2010/main" val="0"/>
@@ -1774,23 +1386,7 @@
           <w:b/>
           <w:sz w:val="22"/>
         </w:rPr>
-        <w:t xml:space="preserve">알몸 본 </w:t>
-      </w:r>
-      <w:proofErr w:type="spellStart"/>
-      <w:r>
-        <w:rPr>
-          <w:b/>
-          <w:sz w:val="22"/>
-        </w:rPr>
-        <w:t>골렘의</w:t>
-      </w:r>
-      <w:proofErr w:type="spellEnd"/>
-      <w:r>
-        <w:rPr>
-          <w:b/>
-          <w:sz w:val="22"/>
-        </w:rPr>
-        <w:t xml:space="preserve"> 뼈대 구조이다.</w:t>
+        <w:t>알몸 본 골렘의 뼈대 구조이다.</w:t>
       </w:r>
     </w:p>
     <w:p>
@@ -1827,6 +1423,7 @@
       <w:r>
         <w:rPr>
           <w:b/>
+          <w:noProof/>
           <w:sz w:val="22"/>
         </w:rPr>
         <w:lastRenderedPageBreak/>
@@ -1848,7 +1445,7 @@
                     </pic:cNvPicPr>
                   </pic:nvPicPr>
                   <pic:blipFill>
-                    <a:blip r:embed="rId13" cstate="print">
+                    <a:blip r:embed="rId14" cstate="print">
                       <a:extLst>
                         <a:ext uri="{28A0092B-C50C-407E-A947-70E740481C1C}">
                           <a14:useLocalDpi xmlns:a14="http://schemas.microsoft.com/office/drawing/2010/main" val="0"/>
@@ -1895,7 +1492,6 @@
         </w:rPr>
         <w:t xml:space="preserve">팔 파츠의 뼈대이다. → 뼈대도 따로 </w:t>
       </w:r>
-      <w:proofErr w:type="spellStart"/>
       <w:proofErr w:type="gramStart"/>
       <w:r>
         <w:rPr>
@@ -1904,7 +1500,6 @@
         </w:rPr>
         <w:t>들고있고</w:t>
       </w:r>
-      <w:proofErr w:type="spellEnd"/>
       <w:proofErr w:type="gramEnd"/>
       <w:r>
         <w:rPr>
@@ -1960,73 +1555,25 @@
           <w:b/>
           <w:sz w:val="22"/>
         </w:rPr>
-        <w:t xml:space="preserve">관련 </w:t>
-      </w:r>
-      <w:proofErr w:type="spellStart"/>
-      <w:r>
-        <w:rPr>
-          <w:b/>
-          <w:sz w:val="22"/>
-        </w:rPr>
-        <w:t>언리얼</w:t>
-      </w:r>
-      <w:proofErr w:type="spellEnd"/>
-      <w:r>
-        <w:rPr>
-          <w:b/>
-          <w:sz w:val="22"/>
-        </w:rPr>
-        <w:t xml:space="preserve"> 기능 URL (</w:t>
-      </w:r>
-      <w:proofErr w:type="spellStart"/>
-      <w:r>
-        <w:rPr>
-          <w:b/>
-          <w:sz w:val="22"/>
-        </w:rPr>
-        <w:t>모듈식</w:t>
-      </w:r>
-      <w:proofErr w:type="spellEnd"/>
-      <w:r>
-        <w:rPr>
-          <w:b/>
-          <w:sz w:val="22"/>
-        </w:rPr>
-        <w:t xml:space="preserve"> 캐릭터 작업)</w:t>
-      </w:r>
-    </w:p>
-    <w:p>
-      <w:pPr>
-        <w:jc w:val="left"/>
-        <w:rPr>
-          <w:b/>
-          <w:sz w:val="22"/>
-        </w:rPr>
-      </w:pPr>
-      <w:hyperlink r:id="rId14" w:history="1">
+        <w:t>관련 언리얼 기능 URL (모듈식 캐릭터 작업)</w:t>
+      </w:r>
+    </w:p>
+    <w:p>
+      <w:pPr>
+        <w:jc w:val="left"/>
+        <w:rPr>
+          <w:b/>
+          <w:sz w:val="22"/>
+        </w:rPr>
+      </w:pPr>
+      <w:hyperlink r:id="rId15" w:history="1">
         <w:r>
           <w:rPr>
             <w:rStyle w:val="a6"/>
             <w:b/>
             <w:sz w:val="22"/>
           </w:rPr>
-          <w:t>모듈식 캐릭터 작업 | 언리얼 엔진 5.1 문서 | E</w:t>
-        </w:r>
-        <w:r>
-          <w:rPr>
-            <w:rStyle w:val="a6"/>
-            <w:b/>
-            <w:sz w:val="22"/>
-          </w:rPr>
-          <w:t>p</w:t>
-        </w:r>
-        <w:r>
-          <w:rPr>
-            <w:rStyle w:val="a6"/>
-            <w:b/>
-            <w:sz w:val="22"/>
-          </w:rPr>
-          <w:t>ic Developer Community</w:t>
+          <w:t>모듈식 캐릭터 작업 | 언리얼 엔진 5.1 문서 | Epic Developer Community</w:t>
         </w:r>
       </w:hyperlink>
     </w:p>
@@ -2039,37 +1586,12 @@
           <w:szCs w:val="24"/>
         </w:rPr>
       </w:pPr>
-      <w:proofErr w:type="spellStart"/>
-      <w:r>
-        <w:rPr>
-          <w:b/>
-          <w:sz w:val="22"/>
-        </w:rPr>
-        <w:t>언리얼에서도</w:t>
-      </w:r>
-      <w:proofErr w:type="spellEnd"/>
-      <w:r>
-        <w:rPr>
-          <w:b/>
-          <w:sz w:val="22"/>
-        </w:rPr>
-        <w:t xml:space="preserve"> </w:t>
-      </w:r>
-      <w:proofErr w:type="spellStart"/>
-      <w:r>
-        <w:rPr>
-          <w:b/>
-          <w:sz w:val="22"/>
-        </w:rPr>
-        <w:t>블루프린트로</w:t>
-      </w:r>
-      <w:proofErr w:type="spellEnd"/>
-      <w:r>
-        <w:rPr>
-          <w:b/>
-          <w:sz w:val="22"/>
-        </w:rPr>
-        <w:t xml:space="preserve"> 마스터를 통하도록 묶을 수 있다.</w:t>
+      <w:r>
+        <w:rPr>
+          <w:b/>
+          <w:sz w:val="22"/>
+        </w:rPr>
+        <w:t>언리얼에서도 블루프린트로 마스터를 통하도록 묶을 수 있다.</w:t>
       </w:r>
       <w:r>
         <w:rPr>
@@ -2091,6 +1613,7 @@
       <w:r>
         <w:rPr>
           <w:b/>
+          <w:noProof/>
           <w:sz w:val="24"/>
           <w:szCs w:val="24"/>
         </w:rPr>
@@ -2113,7 +1636,7 @@
                     </pic:cNvPicPr>
                   </pic:nvPicPr>
                   <pic:blipFill>
-                    <a:blip r:embed="rId15">
+                    <a:blip r:embed="rId16">
                       <a:extLst>
                         <a:ext uri="{28A0092B-C50C-407E-A947-70E740481C1C}">
                           <a14:useLocalDpi xmlns:a14="http://schemas.microsoft.com/office/drawing/2010/main" val="0"/>
@@ -2165,7 +1688,6 @@
       <w:pPr>
         <w:jc w:val="left"/>
         <w:rPr>
-          <w:rFonts w:hint="eastAsia"/>
           <w:b/>
           <w:szCs w:val="20"/>
         </w:rPr>
@@ -2175,23 +1697,7 @@
           <w:b/>
           <w:sz w:val="22"/>
         </w:rPr>
-        <w:t xml:space="preserve">따라서 마스터 </w:t>
-      </w:r>
-      <w:proofErr w:type="spellStart"/>
-      <w:r>
-        <w:rPr>
-          <w:b/>
-          <w:sz w:val="22"/>
-        </w:rPr>
-        <w:t>스켈레톤에</w:t>
-      </w:r>
-      <w:proofErr w:type="spellEnd"/>
-      <w:r>
-        <w:rPr>
-          <w:b/>
-          <w:sz w:val="22"/>
-        </w:rPr>
-        <w:t xml:space="preserve"> 따라 다른 자식들의 뼈대의 인덱스를 매핑하여 관리하는 마스터 스켈레톤 기능을 추가해주었다.</w:t>
+        <w:t>따라서 마스터 스켈레톤에 따라 다른 자식들의 뼈대의 인덱스를 매핑하여 관리하는 마스터 스켈레톤 기능을 추가해주었다.</w:t>
       </w:r>
       <w:r>
         <w:rPr>
@@ -2200,210 +1706,60 @@
         </w:rPr>
         <w:br/>
       </w:r>
-      <w:proofErr w:type="spellStart"/>
       <w:r>
         <w:rPr>
           <w:b/>
           <w:szCs w:val="20"/>
         </w:rPr>
-        <w:t>ReadGLTFMesh</w:t>
-      </w:r>
-      <w:proofErr w:type="spellEnd"/>
+        <w:t xml:space="preserve">ReadGLTFMesh 코드를 여러개의 파츠 메시들이 있는 경우에도 하나의 큰 메쉬로 만들고 자식 프리미티브로 관리하는 방식으로 제작하였다. 그러나 이렇게 같은 뼈대이지만 각각 다 뼈대를 </w:t>
+      </w:r>
+      <w:proofErr w:type="gramStart"/>
       <w:r>
         <w:rPr>
           <w:b/>
           <w:szCs w:val="20"/>
         </w:rPr>
-        <w:t xml:space="preserve"> 코드를 </w:t>
-      </w:r>
-      <w:proofErr w:type="spellStart"/>
+        <w:t>들고있는</w:t>
+      </w:r>
+      <w:proofErr w:type="gramEnd"/>
       <w:r>
         <w:rPr>
           <w:b/>
           <w:szCs w:val="20"/>
         </w:rPr>
-        <w:t>여러개의</w:t>
-      </w:r>
-      <w:proofErr w:type="spellEnd"/>
+        <w:t xml:space="preserve"> 경우에는 마스터 스켈레톤 즉 몸통 스켈레톤을 기준으로 해당 스켈레톤 뼈대만 </w:t>
+      </w:r>
+      <w:proofErr w:type="gramStart"/>
       <w:r>
         <w:rPr>
           <w:b/>
           <w:szCs w:val="20"/>
         </w:rPr>
-        <w:t xml:space="preserve"> 파츠 메시들이 있는 경우에도 하나의 큰 </w:t>
-      </w:r>
-      <w:proofErr w:type="spellStart"/>
+        <w:t>들고있도록</w:t>
+      </w:r>
+      <w:proofErr w:type="gramEnd"/>
       <w:r>
         <w:rPr>
           <w:b/>
           <w:szCs w:val="20"/>
         </w:rPr>
-        <w:t>메쉬로</w:t>
-      </w:r>
-      <w:proofErr w:type="spellEnd"/>
-      <w:r>
-        <w:rPr>
-          <w:b/>
-          <w:szCs w:val="20"/>
-        </w:rPr>
-        <w:t xml:space="preserve"> 만들고 자식 </w:t>
-      </w:r>
-      <w:proofErr w:type="spellStart"/>
-      <w:r>
-        <w:rPr>
-          <w:b/>
-          <w:szCs w:val="20"/>
-        </w:rPr>
-        <w:t>프리미티브로</w:t>
-      </w:r>
-      <w:proofErr w:type="spellEnd"/>
-      <w:r>
-        <w:rPr>
-          <w:b/>
-          <w:szCs w:val="20"/>
-        </w:rPr>
-        <w:t xml:space="preserve"> 관리하는 방식으로 제작하였다. 그러나 이렇게 같은 뼈대이지만 각각 다 뼈대를 </w:t>
-      </w:r>
-      <w:proofErr w:type="spellStart"/>
-      <w:proofErr w:type="gramStart"/>
-      <w:r>
-        <w:rPr>
-          <w:b/>
-          <w:szCs w:val="20"/>
-        </w:rPr>
-        <w:t>들고있는</w:t>
-      </w:r>
-      <w:proofErr w:type="spellEnd"/>
-      <w:proofErr w:type="gramEnd"/>
-      <w:r>
-        <w:rPr>
-          <w:b/>
-          <w:szCs w:val="20"/>
-        </w:rPr>
-        <w:t xml:space="preserve"> 경우에는 마스터 스켈레톤 즉 몸통 </w:t>
-      </w:r>
-      <w:proofErr w:type="spellStart"/>
-      <w:r>
-        <w:rPr>
-          <w:b/>
-          <w:szCs w:val="20"/>
-        </w:rPr>
-        <w:t>스켈레톤을</w:t>
-      </w:r>
-      <w:proofErr w:type="spellEnd"/>
-      <w:r>
-        <w:rPr>
-          <w:b/>
-          <w:szCs w:val="20"/>
-        </w:rPr>
-        <w:t xml:space="preserve"> 기준으로 해당 스켈레톤 뼈대만 </w:t>
-      </w:r>
-      <w:proofErr w:type="spellStart"/>
-      <w:proofErr w:type="gramStart"/>
-      <w:r>
-        <w:rPr>
-          <w:b/>
-          <w:szCs w:val="20"/>
-        </w:rPr>
-        <w:t>들고있도록</w:t>
-      </w:r>
-      <w:proofErr w:type="spellEnd"/>
-      <w:proofErr w:type="gramEnd"/>
-      <w:r>
-        <w:rPr>
-          <w:b/>
-          <w:szCs w:val="20"/>
-        </w:rPr>
-        <w:t xml:space="preserve"> 하고 다른 </w:t>
-      </w:r>
-      <w:proofErr w:type="spellStart"/>
-      <w:r>
-        <w:rPr>
-          <w:b/>
-          <w:szCs w:val="20"/>
-        </w:rPr>
-        <w:t>스켈레톤들의</w:t>
-      </w:r>
-      <w:proofErr w:type="spellEnd"/>
-      <w:r>
-        <w:rPr>
-          <w:b/>
-          <w:szCs w:val="20"/>
-        </w:rPr>
-        <w:t xml:space="preserve"> 인덱스를 마스터 스켈레톤 인덱스에 맞게 </w:t>
-      </w:r>
-      <w:proofErr w:type="spellStart"/>
-      <w:r>
-        <w:rPr>
-          <w:b/>
-          <w:szCs w:val="20"/>
-        </w:rPr>
-        <w:t>매핑시키는</w:t>
-      </w:r>
-      <w:proofErr w:type="spellEnd"/>
-      <w:r>
-        <w:rPr>
-          <w:b/>
-          <w:szCs w:val="20"/>
-        </w:rPr>
-        <w:t xml:space="preserve"> 과정이 필요하다.</w:t>
-      </w:r>
-    </w:p>
-    <w:p>
-      <w:pPr>
-        <w:jc w:val="left"/>
-        <w:rPr>
-          <w:b/>
-          <w:sz w:val="22"/>
-        </w:rPr>
-      </w:pPr>
-      <w:proofErr w:type="spellStart"/>
-      <w:r>
-        <w:rPr>
-          <w:b/>
-          <w:sz w:val="22"/>
-        </w:rPr>
-        <w:t>로드할</w:t>
-      </w:r>
-      <w:proofErr w:type="spellEnd"/>
-      <w:r>
-        <w:rPr>
-          <w:b/>
-          <w:sz w:val="22"/>
-        </w:rPr>
-        <w:t xml:space="preserve"> 때 </w:t>
-      </w:r>
-      <w:proofErr w:type="spellStart"/>
-      <w:r>
-        <w:rPr>
-          <w:b/>
-          <w:sz w:val="22"/>
-        </w:rPr>
-        <w:t>process_skinned_mesh</w:t>
-      </w:r>
-      <w:proofErr w:type="spellEnd"/>
-      <w:r>
-        <w:rPr>
-          <w:b/>
-          <w:sz w:val="22"/>
-        </w:rPr>
-        <w:t xml:space="preserve">함수에서 int </w:t>
-      </w:r>
-      <w:proofErr w:type="spellStart"/>
-      <w:r>
-        <w:rPr>
-          <w:b/>
-          <w:sz w:val="22"/>
-        </w:rPr>
-        <w:t>skin_index</w:t>
-      </w:r>
-      <w:proofErr w:type="spellEnd"/>
-      <w:r>
-        <w:rPr>
-          <w:b/>
-          <w:sz w:val="22"/>
-        </w:rPr>
-        <w:t>(마스터 스킨 인덱스 번호)를 매개변수로 받도록 추가하고, 마스터 스켈레톤 매핑 테이블을 만든다.</w:t>
+        <w:t xml:space="preserve"> 하고 다른 스켈레톤들의 인덱스를 마스터 스켈레톤 인덱스에 맞게 매핑시키는 과정이 필요하다.</w:t>
+      </w:r>
+    </w:p>
+    <w:p>
+      <w:pPr>
+        <w:jc w:val="left"/>
+        <w:rPr>
+          <w:b/>
+          <w:sz w:val="22"/>
+        </w:rPr>
+      </w:pPr>
+      <w:r>
+        <w:rPr>
+          <w:b/>
+          <w:sz w:val="22"/>
+        </w:rPr>
+        <w:t>로드할 때 process_skinned_mesh함수에서 int skin_index(마스터 스킨 인덱스 번호)를 매개변수로 받도록 추가하고, 마스터 스켈레톤 매핑 테이블을 만든다.</w:t>
       </w:r>
       <w:r>
         <w:rPr>
@@ -2438,6 +1794,7 @@
       <w:r>
         <w:rPr>
           <w:b/>
+          <w:noProof/>
           <w:sz w:val="22"/>
         </w:rPr>
         <w:lastRenderedPageBreak/>
@@ -2459,7 +1816,7 @@
                     </pic:cNvPicPr>
                   </pic:nvPicPr>
                   <pic:blipFill>
-                    <a:blip r:embed="rId16">
+                    <a:blip r:embed="rId17">
                       <a:extLst>
                         <a:ext uri="{28A0092B-C50C-407E-A947-70E740481C1C}">
                           <a14:useLocalDpi xmlns:a14="http://schemas.microsoft.com/office/drawing/2010/main" val="0"/>
@@ -2504,36 +1861,21 @@
           <w:b/>
           <w:sz w:val="22"/>
         </w:rPr>
-        <w:t xml:space="preserve">joint 4개 뼈도 마스터 스킨 테이블에서 매핑한 결과의 뼈 인덱스를 넣어야 한다. → 결국 뼈대는 마스터 뼈대 하나만 들고 </w:t>
-      </w:r>
-      <w:proofErr w:type="spellStart"/>
-      <w:r>
-        <w:rPr>
-          <w:b/>
-          <w:sz w:val="22"/>
-        </w:rPr>
-        <w:t>있을것이기</w:t>
-      </w:r>
-      <w:proofErr w:type="spellEnd"/>
-      <w:r>
-        <w:rPr>
-          <w:b/>
-          <w:sz w:val="22"/>
-        </w:rPr>
-        <w:t xml:space="preserve"> 때문</w:t>
-      </w:r>
-    </w:p>
-    <w:p>
-      <w:pPr>
-        <w:jc w:val="left"/>
-        <w:rPr>
-          <w:b/>
-          <w:sz w:val="22"/>
-        </w:rPr>
-      </w:pPr>
-      <w:r>
-        <w:rPr>
-          <w:b/>
+        <w:t>joint 4개 뼈도 마스터 스킨 테이블에서 매핑한 결과의 뼈 인덱스를 넣어야 한다. → 결국 뼈대는 마스터 뼈대 하나만 들고 있을것이기 때문</w:t>
+      </w:r>
+    </w:p>
+    <w:p>
+      <w:pPr>
+        <w:jc w:val="left"/>
+        <w:rPr>
+          <w:b/>
+          <w:sz w:val="22"/>
+        </w:rPr>
+      </w:pPr>
+      <w:r>
+        <w:rPr>
+          <w:b/>
+          <w:noProof/>
           <w:sz w:val="22"/>
         </w:rPr>
         <w:drawing>
@@ -2554,7 +1896,7 @@
                     </pic:cNvPicPr>
                   </pic:nvPicPr>
                   <pic:blipFill>
-                    <a:blip r:embed="rId17">
+                    <a:blip r:embed="rId18">
                       <a:extLst>
                         <a:ext uri="{28A0092B-C50C-407E-A947-70E740481C1C}">
                           <a14:useLocalDpi xmlns:a14="http://schemas.microsoft.com/office/drawing/2010/main" val="0"/>
@@ -2604,20 +1946,893 @@
     </w:p>
     <w:p>
       <w:pPr>
-        <w:jc w:val="left"/>
+        <w:widowControl/>
+        <w:wordWrap/>
+        <w:autoSpaceDE/>
+        <w:autoSpaceDN/>
+        <w:rPr>
+          <w:b/>
+          <w:sz w:val="24"/>
+          <w:szCs w:val="24"/>
+        </w:rPr>
+      </w:pPr>
+      <w:r>
+        <w:rPr>
+          <w:b/>
+          <w:sz w:val="24"/>
+          <w:szCs w:val="24"/>
+        </w:rPr>
+        <w:br w:type="page"/>
+      </w:r>
+    </w:p>
+    <w:p>
+      <w:pPr>
+        <w:jc w:val="left"/>
+        <w:rPr>
+          <w:b/>
+          <w:sz w:val="24"/>
+          <w:szCs w:val="24"/>
+        </w:rPr>
+      </w:pPr>
+      <w:r>
+        <w:rPr>
+          <w:b/>
+          <w:sz w:val="24"/>
+          <w:szCs w:val="24"/>
+        </w:rPr>
+        <w:lastRenderedPageBreak/>
+        <w:t>3-Cascade Shadow Map 구현 완료</w:t>
+      </w:r>
+    </w:p>
+    <w:p>
+      <w:pPr>
+        <w:jc w:val="left"/>
+        <w:rPr>
+          <w:b/>
+          <w:sz w:val="24"/>
+          <w:szCs w:val="24"/>
+        </w:rPr>
+      </w:pPr>
+      <w:r>
+        <w:rPr>
+          <w:b/>
+          <w:sz w:val="24"/>
+          <w:szCs w:val="24"/>
+        </w:rPr>
+        <w:t xml:space="preserve"> - Depth-only pass로 shadow map 생성</w:t>
+      </w:r>
+    </w:p>
+    <w:p>
+      <w:pPr>
+        <w:jc w:val="left"/>
+        <w:rPr>
+          <w:b/>
+          <w:sz w:val="24"/>
+          <w:szCs w:val="24"/>
+        </w:rPr>
+      </w:pPr>
+    </w:p>
+    <w:p>
+      <w:pPr>
+        <w:jc w:val="left"/>
+        <w:rPr>
+          <w:b/>
+          <w:sz w:val="24"/>
+          <w:szCs w:val="24"/>
+        </w:rPr>
+      </w:pPr>
+      <w:r>
+        <w:rPr>
+          <w:b/>
+          <w:sz w:val="24"/>
+          <w:szCs w:val="24"/>
+        </w:rPr>
+        <w:t xml:space="preserve">Shadow Map Array 리소스 맵 생성 </w:t>
+      </w:r>
+    </w:p>
+    <w:p>
+      <w:pPr>
+        <w:jc w:val="left"/>
+        <w:rPr>
+          <w:b/>
+          <w:sz w:val="24"/>
+          <w:szCs w:val="24"/>
+        </w:rPr>
+      </w:pPr>
+      <w:r>
+        <w:rPr>
+          <w:b/>
+          <w:sz w:val="24"/>
+          <w:szCs w:val="24"/>
+        </w:rPr>
+        <w:drawing>
+          <wp:inline distT="0" distB="0" distL="0" distR="0" wp14:anchorId="022B8F8D" wp14:editId="1DCB4458">
+            <wp:extent cx="3905250" cy="2266950"/>
+            <wp:effectExtent l="0" t="0" r="0" b="0"/>
+            <wp:docPr id="1151774647" name="그림 8"/>
+            <wp:cNvGraphicFramePr>
+              <a:graphicFrameLocks xmlns:a="http://schemas.openxmlformats.org/drawingml/2006/main" noChangeAspect="1"/>
+            </wp:cNvGraphicFramePr>
+            <a:graphic xmlns:a="http://schemas.openxmlformats.org/drawingml/2006/main">
+              <a:graphicData uri="http://schemas.openxmlformats.org/drawingml/2006/picture">
+                <pic:pic xmlns:pic="http://schemas.openxmlformats.org/drawingml/2006/picture">
+                  <pic:nvPicPr>
+                    <pic:cNvPr id="0" name="Picture 21"/>
+                    <pic:cNvPicPr>
+                      <a:picLocks noChangeAspect="1" noChangeArrowheads="1"/>
+                    </pic:cNvPicPr>
+                  </pic:nvPicPr>
+                  <pic:blipFill>
+                    <a:blip r:embed="rId19">
+                      <a:extLst>
+                        <a:ext uri="{28A0092B-C50C-407E-A947-70E740481C1C}">
+                          <a14:useLocalDpi xmlns:a14="http://schemas.microsoft.com/office/drawing/2010/main" val="0"/>
+                        </a:ext>
+                      </a:extLst>
+                    </a:blip>
+                    <a:srcRect/>
+                    <a:stretch>
+                      <a:fillRect/>
+                    </a:stretch>
+                  </pic:blipFill>
+                  <pic:spPr bwMode="auto">
+                    <a:xfrm>
+                      <a:off x="0" y="0"/>
+                      <a:ext cx="3905250" cy="2266950"/>
+                    </a:xfrm>
+                    <a:prstGeom prst="rect">
+                      <a:avLst/>
+                    </a:prstGeom>
+                    <a:noFill/>
+                    <a:ln>
+                      <a:noFill/>
+                    </a:ln>
+                  </pic:spPr>
+                </pic:pic>
+              </a:graphicData>
+            </a:graphic>
+          </wp:inline>
+        </w:drawing>
+      </w:r>
+    </w:p>
+    <w:p>
+      <w:pPr>
+        <w:jc w:val="left"/>
+        <w:rPr>
+          <w:b/>
+          <w:sz w:val="24"/>
+          <w:szCs w:val="24"/>
+        </w:rPr>
+      </w:pPr>
+      <w:r>
+        <w:rPr>
+          <w:b/>
+          <w:sz w:val="24"/>
+          <w:szCs w:val="24"/>
+        </w:rPr>
+        <w:t>이후 라이팅 패스에서 읽기까지 대기하다가</w:t>
+      </w:r>
+    </w:p>
+    <w:p>
+      <w:pPr>
+        <w:jc w:val="left"/>
+        <w:rPr>
+          <w:b/>
+          <w:sz w:val="24"/>
+          <w:szCs w:val="24"/>
+        </w:rPr>
+      </w:pPr>
+      <w:r>
+        <w:rPr>
+          <w:b/>
+          <w:sz w:val="24"/>
+          <w:szCs w:val="24"/>
+        </w:rPr>
+        <w:drawing>
+          <wp:inline distT="0" distB="0" distL="0" distR="0" wp14:anchorId="5C2EBD35" wp14:editId="232321D2">
+            <wp:extent cx="5905500" cy="3533775"/>
+            <wp:effectExtent l="0" t="0" r="0" b="9525"/>
+            <wp:docPr id="161958498" name="그림 7"/>
+            <wp:cNvGraphicFramePr>
+              <a:graphicFrameLocks xmlns:a="http://schemas.openxmlformats.org/drawingml/2006/main" noChangeAspect="1"/>
+            </wp:cNvGraphicFramePr>
+            <a:graphic xmlns:a="http://schemas.openxmlformats.org/drawingml/2006/main">
+              <a:graphicData uri="http://schemas.openxmlformats.org/drawingml/2006/picture">
+                <pic:pic xmlns:pic="http://schemas.openxmlformats.org/drawingml/2006/picture">
+                  <pic:nvPicPr>
+                    <pic:cNvPr id="0" name="Picture 22"/>
+                    <pic:cNvPicPr>
+                      <a:picLocks noChangeAspect="1" noChangeArrowheads="1"/>
+                    </pic:cNvPicPr>
+                  </pic:nvPicPr>
+                  <pic:blipFill rotWithShape="1">
+                    <a:blip r:embed="rId20">
+                      <a:extLst>
+                        <a:ext uri="{28A0092B-C50C-407E-A947-70E740481C1C}">
+                          <a14:useLocalDpi xmlns:a14="http://schemas.microsoft.com/office/drawing/2010/main" val="0"/>
+                        </a:ext>
+                      </a:extLst>
+                    </a:blip>
+                    <a:srcRect t="5763" b="36448"/>
+                    <a:stretch>
+                      <a:fillRect/>
+                    </a:stretch>
+                  </pic:blipFill>
+                  <pic:spPr bwMode="auto">
+                    <a:xfrm>
+                      <a:off x="0" y="0"/>
+                      <a:ext cx="5905500" cy="3533775"/>
+                    </a:xfrm>
+                    <a:prstGeom prst="rect">
+                      <a:avLst/>
+                    </a:prstGeom>
+                    <a:noFill/>
+                    <a:ln>
+                      <a:noFill/>
+                    </a:ln>
+                    <a:extLst>
+                      <a:ext uri="{53640926-AAD7-44D8-BBD7-CCE9431645EC}">
+                        <a14:shadowObscured xmlns:a14="http://schemas.microsoft.com/office/drawing/2010/main"/>
+                      </a:ext>
+                    </a:extLst>
+                  </pic:spPr>
+                </pic:pic>
+              </a:graphicData>
+            </a:graphic>
+          </wp:inline>
+        </w:drawing>
+      </w:r>
+    </w:p>
+    <w:p>
+      <w:pPr>
+        <w:jc w:val="left"/>
+        <w:rPr>
+          <w:b/>
+          <w:sz w:val="24"/>
+          <w:szCs w:val="24"/>
+        </w:rPr>
+      </w:pPr>
+      <w:r>
+        <w:rPr>
+          <w:b/>
+          <w:sz w:val="24"/>
+          <w:szCs w:val="24"/>
+        </w:rPr>
+        <w:tab/>
+      </w:r>
+      <w:r>
+        <w:rPr>
+          <w:b/>
+          <w:sz w:val="24"/>
+          <w:szCs w:val="24"/>
+        </w:rPr>
+        <w:tab/>
+        <w:t>태양 벡터가져와서 광원 위치를 계산한 다음에</w:t>
+      </w:r>
+    </w:p>
+    <w:p>
+      <w:pPr>
+        <w:jc w:val="left"/>
+        <w:rPr>
+          <w:b/>
+          <w:sz w:val="24"/>
+          <w:szCs w:val="24"/>
+        </w:rPr>
+      </w:pPr>
+      <w:r>
+        <w:rPr>
+          <w:b/>
+          <w:sz w:val="24"/>
+          <w:szCs w:val="24"/>
+        </w:rPr>
+        <w:tab/>
+      </w:r>
+      <w:r>
+        <w:rPr>
+          <w:b/>
+          <w:sz w:val="24"/>
+          <w:szCs w:val="24"/>
+        </w:rPr>
+        <w:tab/>
+        <w:t>Light</w:t>
+      </w:r>
+      <w:r>
         <w:rPr>
           <w:rFonts w:hint="eastAsia"/>
           <w:b/>
           <w:sz w:val="24"/>
           <w:szCs w:val="24"/>
         </w:rPr>
-      </w:pPr>
+        <w:t xml:space="preserve"> </w:t>
+      </w:r>
+      <w:r>
+        <w:rPr>
+          <w:b/>
+          <w:sz w:val="24"/>
+          <w:szCs w:val="24"/>
+        </w:rPr>
+        <w:t>View를 구해 Cascade별로 직교 투영을 합니다.</w:t>
+      </w:r>
+    </w:p>
+    <w:p>
+      <w:pPr>
+        <w:jc w:val="left"/>
+        <w:rPr>
+          <w:b/>
+          <w:sz w:val="24"/>
+          <w:szCs w:val="24"/>
+        </w:rPr>
+      </w:pPr>
+      <w:r>
+        <w:rPr>
+          <w:b/>
+          <w:sz w:val="24"/>
+          <w:szCs w:val="24"/>
+        </w:rPr>
+        <w:lastRenderedPageBreak/>
+        <w:drawing>
+          <wp:inline distT="0" distB="0" distL="0" distR="0" wp14:anchorId="081D81D0" wp14:editId="37724607">
+            <wp:extent cx="4724400" cy="2362200"/>
+            <wp:effectExtent l="0" t="0" r="0" b="0"/>
+            <wp:docPr id="1450509597" name="그림 6"/>
+            <wp:cNvGraphicFramePr>
+              <a:graphicFrameLocks xmlns:a="http://schemas.openxmlformats.org/drawingml/2006/main" noChangeAspect="1"/>
+            </wp:cNvGraphicFramePr>
+            <a:graphic xmlns:a="http://schemas.openxmlformats.org/drawingml/2006/main">
+              <a:graphicData uri="http://schemas.openxmlformats.org/drawingml/2006/picture">
+                <pic:pic xmlns:pic="http://schemas.openxmlformats.org/drawingml/2006/picture">
+                  <pic:nvPicPr>
+                    <pic:cNvPr id="0" name="Picture 23"/>
+                    <pic:cNvPicPr>
+                      <a:picLocks noChangeAspect="1" noChangeArrowheads="1"/>
+                    </pic:cNvPicPr>
+                  </pic:nvPicPr>
+                  <pic:blipFill>
+                    <a:blip r:embed="rId21">
+                      <a:extLst>
+                        <a:ext uri="{28A0092B-C50C-407E-A947-70E740481C1C}">
+                          <a14:useLocalDpi xmlns:a14="http://schemas.microsoft.com/office/drawing/2010/main" val="0"/>
+                        </a:ext>
+                      </a:extLst>
+                    </a:blip>
+                    <a:srcRect/>
+                    <a:stretch>
+                      <a:fillRect/>
+                    </a:stretch>
+                  </pic:blipFill>
+                  <pic:spPr bwMode="auto">
+                    <a:xfrm>
+                      <a:off x="0" y="0"/>
+                      <a:ext cx="4724400" cy="2362200"/>
+                    </a:xfrm>
+                    <a:prstGeom prst="rect">
+                      <a:avLst/>
+                    </a:prstGeom>
+                    <a:noFill/>
+                    <a:ln>
+                      <a:noFill/>
+                    </a:ln>
+                  </pic:spPr>
+                </pic:pic>
+              </a:graphicData>
+            </a:graphic>
+          </wp:inline>
+        </w:drawing>
+      </w:r>
+    </w:p>
+    <w:p>
+      <w:pPr>
+        <w:jc w:val="left"/>
+        <w:rPr>
+          <w:b/>
+          <w:sz w:val="24"/>
+          <w:szCs w:val="24"/>
+        </w:rPr>
+      </w:pPr>
+      <w:r>
+        <w:rPr>
+          <w:b/>
+          <w:sz w:val="24"/>
+          <w:szCs w:val="24"/>
+        </w:rPr>
+        <w:tab/>
+      </w:r>
+      <w:r>
+        <w:rPr>
+          <w:b/>
+          <w:sz w:val="24"/>
+          <w:szCs w:val="24"/>
+        </w:rPr>
+        <w:tab/>
+        <w:t>서받아온 위치와 Cscade ID를 VS에서 InstanceID로 받아와서</w:t>
+      </w:r>
+    </w:p>
+    <w:p>
+      <w:pPr>
+        <w:jc w:val="left"/>
+        <w:rPr>
+          <w:b/>
+          <w:sz w:val="24"/>
+          <w:szCs w:val="24"/>
+        </w:rPr>
+      </w:pPr>
+      <w:r>
+        <w:rPr>
+          <w:b/>
+          <w:sz w:val="24"/>
+          <w:szCs w:val="24"/>
+        </w:rPr>
+        <w:drawing>
+          <wp:inline distT="0" distB="0" distL="0" distR="0" wp14:anchorId="6F09ADB9" wp14:editId="4B94D658">
+            <wp:extent cx="6638925" cy="3333750"/>
+            <wp:effectExtent l="0" t="0" r="9525" b="0"/>
+            <wp:docPr id="867019190" name="그림 5"/>
+            <wp:cNvGraphicFramePr>
+              <a:graphicFrameLocks xmlns:a="http://schemas.openxmlformats.org/drawingml/2006/main" noChangeAspect="1"/>
+            </wp:cNvGraphicFramePr>
+            <a:graphic xmlns:a="http://schemas.openxmlformats.org/drawingml/2006/main">
+              <a:graphicData uri="http://schemas.openxmlformats.org/drawingml/2006/picture">
+                <pic:pic xmlns:pic="http://schemas.openxmlformats.org/drawingml/2006/picture">
+                  <pic:nvPicPr>
+                    <pic:cNvPr id="0" name="Picture 24"/>
+                    <pic:cNvPicPr>
+                      <a:picLocks noChangeAspect="1" noChangeArrowheads="1"/>
+                    </pic:cNvPicPr>
+                  </pic:nvPicPr>
+                  <pic:blipFill>
+                    <a:blip r:embed="rId22">
+                      <a:extLst>
+                        <a:ext uri="{28A0092B-C50C-407E-A947-70E740481C1C}">
+                          <a14:useLocalDpi xmlns:a14="http://schemas.microsoft.com/office/drawing/2010/main" val="0"/>
+                        </a:ext>
+                      </a:extLst>
+                    </a:blip>
+                    <a:srcRect/>
+                    <a:stretch>
+                      <a:fillRect/>
+                    </a:stretch>
+                  </pic:blipFill>
+                  <pic:spPr bwMode="auto">
+                    <a:xfrm>
+                      <a:off x="0" y="0"/>
+                      <a:ext cx="6638925" cy="3333750"/>
+                    </a:xfrm>
+                    <a:prstGeom prst="rect">
+                      <a:avLst/>
+                    </a:prstGeom>
+                    <a:noFill/>
+                    <a:ln>
+                      <a:noFill/>
+                    </a:ln>
+                  </pic:spPr>
+                </pic:pic>
+              </a:graphicData>
+            </a:graphic>
+          </wp:inline>
+        </w:drawing>
+      </w:r>
+    </w:p>
+    <w:p>
+      <w:pPr>
+        <w:jc w:val="left"/>
+        <w:rPr>
+          <w:b/>
+          <w:sz w:val="24"/>
+          <w:szCs w:val="24"/>
+        </w:rPr>
+      </w:pPr>
+      <w:r>
+        <w:rPr>
+          <w:b/>
+          <w:sz w:val="24"/>
+          <w:szCs w:val="24"/>
+        </w:rPr>
+        <w:tab/>
+      </w:r>
+      <w:r>
+        <w:rPr>
+          <w:b/>
+          <w:sz w:val="24"/>
+          <w:szCs w:val="24"/>
+        </w:rPr>
+        <w:tab/>
+        <w:t>InstanceID → SV_RenderTargetArrayIndex 로 변환하고</w:t>
+      </w:r>
+      <w:r>
+        <w:rPr>
+          <w:b/>
+          <w:sz w:val="24"/>
+          <w:szCs w:val="24"/>
+        </w:rPr>
+        <w:br/>
+      </w:r>
+      <w:r>
+        <w:rPr>
+          <w:b/>
+          <w:sz w:val="24"/>
+          <w:szCs w:val="24"/>
+        </w:rPr>
+        <w:tab/>
+      </w:r>
+      <w:r>
+        <w:rPr>
+          <w:b/>
+          <w:sz w:val="24"/>
+          <w:szCs w:val="24"/>
+        </w:rPr>
+        <w:tab/>
+        <w:t>→ 3개 Cascade를 한 번의 DrawInstanced로 동시 렌더링합니다.</w:t>
+      </w:r>
+    </w:p>
+    <w:p>
+      <w:pPr>
+        <w:widowControl/>
+        <w:wordWrap/>
+        <w:autoSpaceDE/>
+        <w:autoSpaceDN/>
+        <w:rPr>
+          <w:b/>
+          <w:sz w:val="24"/>
+          <w:szCs w:val="24"/>
+        </w:rPr>
+      </w:pPr>
+      <w:r>
+        <w:rPr>
+          <w:b/>
+          <w:sz w:val="24"/>
+          <w:szCs w:val="24"/>
+        </w:rPr>
+        <w:t>// Shadow_Sample.hlsl</w:t>
+      </w:r>
+    </w:p>
+    <w:p>
+      <w:pPr>
+        <w:jc w:val="left"/>
+        <w:rPr>
+          <w:b/>
+          <w:sz w:val="24"/>
+          <w:szCs w:val="24"/>
+        </w:rPr>
+      </w:pPr>
+      <w:r>
+        <w:rPr>
+          <w:b/>
+          <w:sz w:val="24"/>
+          <w:szCs w:val="24"/>
+        </w:rPr>
+        <w:drawing>
+          <wp:inline distT="0" distB="0" distL="0" distR="0" wp14:anchorId="112E37C0" wp14:editId="2FE69923">
+            <wp:extent cx="5257800" cy="1666875"/>
+            <wp:effectExtent l="0" t="0" r="0" b="9525"/>
+            <wp:docPr id="1210004806" name="그림 14"/>
+            <wp:cNvGraphicFramePr>
+              <a:graphicFrameLocks xmlns:a="http://schemas.openxmlformats.org/drawingml/2006/main" noChangeAspect="1"/>
+            </wp:cNvGraphicFramePr>
+            <a:graphic xmlns:a="http://schemas.openxmlformats.org/drawingml/2006/main">
+              <a:graphicData uri="http://schemas.openxmlformats.org/drawingml/2006/picture">
+                <pic:pic xmlns:pic="http://schemas.openxmlformats.org/drawingml/2006/picture">
+                  <pic:nvPicPr>
+                    <pic:cNvPr id="0" name="Picture 44"/>
+                    <pic:cNvPicPr>
+                      <a:picLocks noChangeAspect="1" noChangeArrowheads="1"/>
+                    </pic:cNvPicPr>
+                  </pic:nvPicPr>
+                  <pic:blipFill>
+                    <a:blip r:embed="rId23">
+                      <a:extLst>
+                        <a:ext uri="{28A0092B-C50C-407E-A947-70E740481C1C}">
+                          <a14:useLocalDpi xmlns:a14="http://schemas.microsoft.com/office/drawing/2010/main" val="0"/>
+                        </a:ext>
+                      </a:extLst>
+                    </a:blip>
+                    <a:srcRect/>
+                    <a:stretch>
+                      <a:fillRect/>
+                    </a:stretch>
+                  </pic:blipFill>
+                  <pic:spPr bwMode="auto">
+                    <a:xfrm>
+                      <a:off x="0" y="0"/>
+                      <a:ext cx="5257800" cy="1666875"/>
+                    </a:xfrm>
+                    <a:prstGeom prst="rect">
+                      <a:avLst/>
+                    </a:prstGeom>
+                    <a:noFill/>
+                    <a:ln>
+                      <a:noFill/>
+                    </a:ln>
+                  </pic:spPr>
+                </pic:pic>
+              </a:graphicData>
+            </a:graphic>
+          </wp:inline>
+        </w:drawing>
+      </w:r>
+    </w:p>
+    <w:p>
+      <w:pPr>
+        <w:jc w:val="left"/>
+        <w:rPr>
+          <w:b/>
+          <w:sz w:val="24"/>
+          <w:szCs w:val="24"/>
+        </w:rPr>
+      </w:pPr>
+      <w:r>
+        <w:rPr>
+          <w:b/>
+          <w:sz w:val="24"/>
+          <w:szCs w:val="24"/>
+        </w:rPr>
+        <w:tab/>
+      </w:r>
+      <w:r>
+        <w:rPr>
+          <w:b/>
+          <w:sz w:val="24"/>
+          <w:szCs w:val="24"/>
+        </w:rPr>
+        <w:tab/>
+        <w:t>픽셀을 광원 시점의 NDC 좌표로 바꿔준 다음에</w:t>
+      </w:r>
+    </w:p>
+    <w:p>
+      <w:pPr>
+        <w:jc w:val="left"/>
+        <w:rPr>
+          <w:b/>
+          <w:sz w:val="24"/>
+          <w:szCs w:val="24"/>
+        </w:rPr>
+      </w:pPr>
+      <w:r>
+        <w:rPr>
+          <w:b/>
+          <w:sz w:val="24"/>
+          <w:szCs w:val="24"/>
+        </w:rPr>
+        <w:lastRenderedPageBreak/>
+        <w:drawing>
+          <wp:inline distT="0" distB="0" distL="0" distR="0" wp14:anchorId="351D8203" wp14:editId="007B03EA">
+            <wp:extent cx="3324225" cy="2962275"/>
+            <wp:effectExtent l="0" t="0" r="9525" b="9525"/>
+            <wp:docPr id="96250425" name="그림 13"/>
+            <wp:cNvGraphicFramePr>
+              <a:graphicFrameLocks xmlns:a="http://schemas.openxmlformats.org/drawingml/2006/main" noChangeAspect="1"/>
+            </wp:cNvGraphicFramePr>
+            <a:graphic xmlns:a="http://schemas.openxmlformats.org/drawingml/2006/main">
+              <a:graphicData uri="http://schemas.openxmlformats.org/drawingml/2006/picture">
+                <pic:pic xmlns:pic="http://schemas.openxmlformats.org/drawingml/2006/picture">
+                  <pic:nvPicPr>
+                    <pic:cNvPr id="0" name="Picture 45"/>
+                    <pic:cNvPicPr>
+                      <a:picLocks noChangeAspect="1" noChangeArrowheads="1"/>
+                    </pic:cNvPicPr>
+                  </pic:nvPicPr>
+                  <pic:blipFill>
+                    <a:blip r:embed="rId24">
+                      <a:extLst>
+                        <a:ext uri="{28A0092B-C50C-407E-A947-70E740481C1C}">
+                          <a14:useLocalDpi xmlns:a14="http://schemas.microsoft.com/office/drawing/2010/main" val="0"/>
+                        </a:ext>
+                      </a:extLst>
+                    </a:blip>
+                    <a:srcRect/>
+                    <a:stretch>
+                      <a:fillRect/>
+                    </a:stretch>
+                  </pic:blipFill>
+                  <pic:spPr bwMode="auto">
+                    <a:xfrm>
+                      <a:off x="0" y="0"/>
+                      <a:ext cx="3324225" cy="2962275"/>
+                    </a:xfrm>
+                    <a:prstGeom prst="rect">
+                      <a:avLst/>
+                    </a:prstGeom>
+                    <a:noFill/>
+                    <a:ln>
+                      <a:noFill/>
+                    </a:ln>
+                  </pic:spPr>
+                </pic:pic>
+              </a:graphicData>
+            </a:graphic>
+          </wp:inline>
+        </w:drawing>
+      </w:r>
+    </w:p>
+    <w:p>
+      <w:pPr>
+        <w:jc w:val="left"/>
+        <w:rPr>
+          <w:b/>
+          <w:sz w:val="24"/>
+          <w:szCs w:val="24"/>
+        </w:rPr>
+      </w:pPr>
+      <w:r>
+        <w:rPr>
+          <w:b/>
+          <w:sz w:val="24"/>
+          <w:szCs w:val="24"/>
+        </w:rPr>
+        <w:t xml:space="preserve">3x3 PCF 루프를 돌아 주변 텍셀로 이동하여 픽셀의 깊이를 체크하여 </w:t>
+      </w:r>
+    </w:p>
+    <w:p>
+      <w:pPr>
+        <w:jc w:val="left"/>
+        <w:rPr>
+          <w:b/>
+          <w:sz w:val="24"/>
+          <w:szCs w:val="24"/>
+        </w:rPr>
+      </w:pPr>
+      <w:r>
+        <w:rPr>
+          <w:b/>
+          <w:sz w:val="24"/>
+          <w:szCs w:val="24"/>
+        </w:rPr>
+        <w:t>Shadow Map의 깊이 ≥ 픽셀의 깊이 → 1.0 (빛이 닿음)</w:t>
+      </w:r>
+    </w:p>
+    <w:p>
+      <w:pPr>
+        <w:jc w:val="left"/>
+        <w:rPr>
+          <w:b/>
+          <w:sz w:val="24"/>
+          <w:szCs w:val="24"/>
+        </w:rPr>
+      </w:pPr>
+      <w:r>
+        <w:rPr>
+          <w:b/>
+          <w:sz w:val="24"/>
+          <w:szCs w:val="24"/>
+        </w:rPr>
+        <w:t>반대의 경우 0.0 (그림자)</w:t>
+      </w:r>
+    </w:p>
+    <w:p>
+      <w:pPr>
+        <w:jc w:val="left"/>
+        <w:rPr>
+          <w:b/>
+          <w:sz w:val="24"/>
+          <w:szCs w:val="24"/>
+        </w:rPr>
+      </w:pPr>
+      <w:r>
+        <w:rPr>
+          <w:b/>
+          <w:sz w:val="24"/>
+          <w:szCs w:val="24"/>
+        </w:rPr>
+        <w:t>주변 텍셀값들을 더해서 9.0f를 나눠준걸로 리턴하면 그림자 테두리가 자연스럽게 보간됩니다.</w:t>
+      </w:r>
+    </w:p>
+    <w:p>
+      <w:pPr>
+        <w:jc w:val="left"/>
+        <w:rPr>
+          <w:b/>
+          <w:sz w:val="24"/>
+          <w:szCs w:val="24"/>
+        </w:rPr>
+      </w:pPr>
+    </w:p>
+    <w:p>
+      <w:pPr>
+        <w:jc w:val="left"/>
+        <w:rPr>
+          <w:b/>
+          <w:sz w:val="24"/>
+          <w:szCs w:val="24"/>
+        </w:rPr>
+      </w:pPr>
+      <w:r>
+        <w:rPr>
+          <w:b/>
+          <w:sz w:val="24"/>
+          <w:szCs w:val="24"/>
+        </w:rPr>
+        <w:t>예시)</w:t>
+      </w:r>
+    </w:p>
+    <w:p>
+      <w:pPr>
+        <w:jc w:val="left"/>
+        <w:rPr>
+          <w:b/>
+          <w:sz w:val="24"/>
+          <w:szCs w:val="24"/>
+        </w:rPr>
+      </w:pPr>
+      <w:r>
+        <w:rPr>
+          <w:b/>
+          <w:sz w:val="24"/>
+          <w:szCs w:val="24"/>
+        </w:rPr>
+        <w:drawing>
+          <wp:inline distT="0" distB="0" distL="0" distR="0" wp14:anchorId="48118EF2" wp14:editId="3C806861">
+            <wp:extent cx="3810000" cy="2257425"/>
+            <wp:effectExtent l="0" t="0" r="0" b="9525"/>
+            <wp:docPr id="86071223" name="그림 12"/>
+            <wp:cNvGraphicFramePr>
+              <a:graphicFrameLocks xmlns:a="http://schemas.openxmlformats.org/drawingml/2006/main" noChangeAspect="1"/>
+            </wp:cNvGraphicFramePr>
+            <a:graphic xmlns:a="http://schemas.openxmlformats.org/drawingml/2006/main">
+              <a:graphicData uri="http://schemas.openxmlformats.org/drawingml/2006/picture">
+                <pic:pic xmlns:pic="http://schemas.openxmlformats.org/drawingml/2006/picture">
+                  <pic:nvPicPr>
+                    <pic:cNvPr id="0" name="Picture 46"/>
+                    <pic:cNvPicPr>
+                      <a:picLocks noChangeAspect="1" noChangeArrowheads="1"/>
+                    </pic:cNvPicPr>
+                  </pic:nvPicPr>
+                  <pic:blipFill>
+                    <a:blip r:embed="rId25">
+                      <a:extLst>
+                        <a:ext uri="{28A0092B-C50C-407E-A947-70E740481C1C}">
+                          <a14:useLocalDpi xmlns:a14="http://schemas.microsoft.com/office/drawing/2010/main" val="0"/>
+                        </a:ext>
+                      </a:extLst>
+                    </a:blip>
+                    <a:srcRect/>
+                    <a:stretch>
+                      <a:fillRect/>
+                    </a:stretch>
+                  </pic:blipFill>
+                  <pic:spPr bwMode="auto">
+                    <a:xfrm>
+                      <a:off x="0" y="0"/>
+                      <a:ext cx="3810000" cy="2257425"/>
+                    </a:xfrm>
+                    <a:prstGeom prst="rect">
+                      <a:avLst/>
+                    </a:prstGeom>
+                    <a:noFill/>
+                    <a:ln>
+                      <a:noFill/>
+                    </a:ln>
+                  </pic:spPr>
+                </pic:pic>
+              </a:graphicData>
+            </a:graphic>
+          </wp:inline>
+        </w:drawing>
+      </w:r>
     </w:p>
     <w:p>
       <w:pPr>
         <w:jc w:val="left"/>
         <w:rPr>
           <w:rFonts w:hint="eastAsia"/>
+          <w:b/>
+          <w:sz w:val="24"/>
+          <w:szCs w:val="24"/>
+        </w:rPr>
+      </w:pPr>
+    </w:p>
+    <w:p>
+      <w:pPr>
+        <w:jc w:val="left"/>
+        <w:rPr>
+          <w:b/>
+          <w:sz w:val="24"/>
+          <w:szCs w:val="24"/>
+        </w:rPr>
+      </w:pPr>
+    </w:p>
+    <w:p>
+      <w:pPr>
+        <w:jc w:val="left"/>
+        <w:rPr>
           <w:b/>
           <w:sz w:val="24"/>
           <w:szCs w:val="24"/>
@@ -2668,6 +2883,7 @@
                 <w:b/>
                 <w:sz w:val="22"/>
               </w:rPr>
+              <w:lastRenderedPageBreak/>
               <w:t>문제점 정리</w:t>
             </w:r>
           </w:p>
@@ -2900,7 +3116,6 @@
                 <w:b/>
                 <w:sz w:val="22"/>
               </w:rPr>
-              <w:lastRenderedPageBreak/>
               <w:t>다음주 할 일</w:t>
             </w:r>
           </w:p>

--- a/작업일지/30주차.docx
+++ b/작업일지/30주차.docx
@@ -110,6 +110,7 @@
                 <w:sz w:val="22"/>
               </w:rPr>
             </w:pPr>
+            <w:proofErr w:type="spellStart"/>
             <w:r>
               <w:rPr>
                 <w:rFonts w:hint="eastAsia"/>
@@ -118,6 +119,7 @@
               </w:rPr>
               <w:t>팀명</w:t>
             </w:r>
+            <w:proofErr w:type="spellEnd"/>
           </w:p>
         </w:tc>
         <w:tc>
@@ -421,14 +423,6 @@
             </w:hyperlink>
           </w:p>
           <w:p>
-            <w:pPr>
-              <w:rPr>
-                <w:rFonts w:ascii="맑은 고딕" w:eastAsia="맑은 고딕" w:hAnsi="맑은 고딕" w:hint="eastAsia"/>
-                <w:b/>
-                <w:bCs/>
-                <w:u w:val="single"/>
-              </w:rPr>
-            </w:pPr>
             <w:hyperlink r:id="rId8" w:history="1">
               <w:r>
                 <w:rPr>
@@ -459,6 +453,36 @@
               </w:r>
             </w:hyperlink>
           </w:p>
+          <w:p>
+            <w:pPr>
+              <w:rPr>
+                <w:rFonts w:ascii="맑은 고딕" w:eastAsia="맑은 고딕" w:hAnsi="맑은 고딕"/>
+                <w:b/>
+                <w:bCs/>
+                <w:u w:val="single"/>
+              </w:rPr>
+            </w:pPr>
+            <w:hyperlink r:id="rId9" w:history="1">
+              <w:r>
+                <w:rPr>
+                  <w:rStyle w:val="a6"/>
+                  <w:rFonts w:ascii="맑은 고딕" w:eastAsia="맑은 고딕" w:hAnsi="맑은 고딕"/>
+                  <w:b/>
+                  <w:bCs/>
+                </w:rPr>
+                <w:t>보스</w:t>
+              </w:r>
+              <w:r>
+                <w:rPr>
+                  <w:rStyle w:val="a6"/>
+                  <w:rFonts w:ascii="맑은 고딕" w:eastAsia="맑은 고딕" w:hAnsi="맑은 고딕" w:hint="eastAsia"/>
+                  <w:b/>
+                  <w:bCs/>
+                </w:rPr>
+                <w:t xml:space="preserve"> 클래스 추가 및 서버 사이드 구현</w:t>
+              </w:r>
+            </w:hyperlink>
+          </w:p>
         </w:tc>
       </w:tr>
     </w:tbl>
@@ -511,18 +535,37 @@
           <w:sz w:val="24"/>
           <w:szCs w:val="24"/>
         </w:rPr>
-        <w:t xml:space="preserve"> 시각화 및 기즈모 추가</w:t>
-      </w:r>
-    </w:p>
-    <w:p>
-      <w:pPr>
-        <w:jc w:val="left"/>
-        <w:rPr>
-          <w:b/>
-          <w:sz w:val="24"/>
-          <w:szCs w:val="24"/>
-        </w:rPr>
-      </w:pPr>
+        <w:t xml:space="preserve"> 시각화 및 </w:t>
+      </w:r>
+      <w:proofErr w:type="spellStart"/>
+      <w:r>
+        <w:rPr>
+          <w:b/>
+          <w:sz w:val="24"/>
+          <w:szCs w:val="24"/>
+        </w:rPr>
+        <w:t>기즈모</w:t>
+      </w:r>
+      <w:proofErr w:type="spellEnd"/>
+      <w:r>
+        <w:rPr>
+          <w:b/>
+          <w:sz w:val="24"/>
+          <w:szCs w:val="24"/>
+        </w:rPr>
+        <w:t xml:space="preserve"> 추가</w:t>
+      </w:r>
+    </w:p>
+    <w:p>
+      <w:pPr>
+        <w:jc w:val="left"/>
+        <w:rPr>
+          <w:b/>
+          <w:sz w:val="24"/>
+          <w:szCs w:val="24"/>
+        </w:rPr>
+      </w:pPr>
+      <w:proofErr w:type="spellStart"/>
       <w:r>
         <w:rPr>
           <w:b/>
@@ -530,25 +573,65 @@
           <w:sz w:val="24"/>
           <w:szCs w:val="24"/>
         </w:rPr>
-        <w:t>imgui를 이용하여 뼈대를 시각화 및 기즈모를 추가</w:t>
-      </w:r>
-    </w:p>
-    <w:p>
-      <w:pPr>
-        <w:jc w:val="left"/>
-        <w:rPr>
-          <w:b/>
-          <w:sz w:val="24"/>
-          <w:szCs w:val="24"/>
-        </w:rPr>
-      </w:pPr>
-      <w:r>
-        <w:rPr>
-          <w:b/>
-          <w:sz w:val="24"/>
-          <w:szCs w:val="24"/>
-        </w:rPr>
-        <w:t>ToolScene에</w:t>
+        <w:t>imgui</w:t>
+      </w:r>
+      <w:proofErr w:type="spellEnd"/>
+      <w:r>
+        <w:rPr>
+          <w:b/>
+          <w:bCs/>
+          <w:sz w:val="24"/>
+          <w:szCs w:val="24"/>
+        </w:rPr>
+        <w:t xml:space="preserve">를 이용하여 뼈대를 시각화 및 </w:t>
+      </w:r>
+      <w:proofErr w:type="spellStart"/>
+      <w:r>
+        <w:rPr>
+          <w:b/>
+          <w:bCs/>
+          <w:sz w:val="24"/>
+          <w:szCs w:val="24"/>
+        </w:rPr>
+        <w:t>기즈모를</w:t>
+      </w:r>
+      <w:proofErr w:type="spellEnd"/>
+      <w:r>
+        <w:rPr>
+          <w:b/>
+          <w:bCs/>
+          <w:sz w:val="24"/>
+          <w:szCs w:val="24"/>
+        </w:rPr>
+        <w:t xml:space="preserve"> 추가</w:t>
+      </w:r>
+    </w:p>
+    <w:p>
+      <w:pPr>
+        <w:jc w:val="left"/>
+        <w:rPr>
+          <w:b/>
+          <w:sz w:val="24"/>
+          <w:szCs w:val="24"/>
+        </w:rPr>
+      </w:pPr>
+      <w:proofErr w:type="spellStart"/>
+      <w:r>
+        <w:rPr>
+          <w:b/>
+          <w:sz w:val="24"/>
+          <w:szCs w:val="24"/>
+        </w:rPr>
+        <w:t>ToolScene</w:t>
+      </w:r>
+      <w:proofErr w:type="spellEnd"/>
+      <w:r>
+        <w:rPr>
+          <w:b/>
+          <w:sz w:val="24"/>
+          <w:szCs w:val="24"/>
+        </w:rPr>
+        <w:t>에</w:t>
       </w:r>
     </w:p>
     <w:p>
@@ -585,7 +668,7 @@
                     </pic:cNvPicPr>
                   </pic:nvPicPr>
                   <pic:blipFill>
-                    <a:blip r:embed="rId9">
+                    <a:blip r:embed="rId10">
                       <a:extLst>
                         <a:ext uri="{28A0092B-C50C-407E-A947-70E740481C1C}">
                           <a14:useLocalDpi xmlns:a14="http://schemas.microsoft.com/office/drawing/2010/main" val="0"/>
@@ -644,6 +727,7 @@
           <w:szCs w:val="24"/>
         </w:rPr>
       </w:pPr>
+      <w:proofErr w:type="spellStart"/>
       <w:r>
         <w:rPr>
           <w:b/>
@@ -651,15 +735,43 @@
           <w:sz w:val="24"/>
           <w:szCs w:val="24"/>
         </w:rPr>
-        <w:t>spawn_want_mesh()</w:t>
-      </w:r>
-      <w:r>
-        <w:rPr>
-          <w:b/>
-          <w:sz w:val="24"/>
-          <w:szCs w:val="24"/>
-        </w:rPr>
-        <w:t xml:space="preserve"> → 원하는 메인 캐릭터를 띄우기 위한 ui창과 불러오기 기능을 하는 </w:t>
+        <w:t>spawn_want_mesh</w:t>
+      </w:r>
+      <w:proofErr w:type="spellEnd"/>
+      <w:r>
+        <w:rPr>
+          <w:b/>
+          <w:bCs/>
+          <w:sz w:val="24"/>
+          <w:szCs w:val="24"/>
+        </w:rPr>
+        <w:t>()</w:t>
+      </w:r>
+      <w:r>
+        <w:rPr>
+          <w:b/>
+          <w:sz w:val="24"/>
+          <w:szCs w:val="24"/>
+        </w:rPr>
+        <w:t xml:space="preserve"> → 원하는 메인 캐릭터를 띄우기 위한 </w:t>
+      </w:r>
+      <w:proofErr w:type="spellStart"/>
+      <w:r>
+        <w:rPr>
+          <w:b/>
+          <w:sz w:val="24"/>
+          <w:szCs w:val="24"/>
+        </w:rPr>
+        <w:t>ui</w:t>
+      </w:r>
+      <w:proofErr w:type="spellEnd"/>
+      <w:r>
+        <w:rPr>
+          <w:b/>
+          <w:sz w:val="24"/>
+          <w:szCs w:val="24"/>
+        </w:rPr>
+        <w:t xml:space="preserve">창과 불러오기 기능을 하는 </w:t>
       </w:r>
       <w:proofErr w:type="gramStart"/>
       <w:r>
@@ -677,18 +789,37 @@
           <w:sz w:val="24"/>
           <w:szCs w:val="24"/>
         </w:rPr>
-        <w:t>뼈대가 있는 메쉬)</w:t>
-      </w:r>
-    </w:p>
-    <w:p>
-      <w:pPr>
-        <w:jc w:val="left"/>
-        <w:rPr>
-          <w:b/>
-          <w:sz w:val="24"/>
-          <w:szCs w:val="24"/>
-        </w:rPr>
-      </w:pPr>
+        <w:t xml:space="preserve">뼈대가 있는 </w:t>
+      </w:r>
+      <w:proofErr w:type="spellStart"/>
+      <w:r>
+        <w:rPr>
+          <w:b/>
+          <w:sz w:val="24"/>
+          <w:szCs w:val="24"/>
+        </w:rPr>
+        <w:t>메쉬</w:t>
+      </w:r>
+      <w:proofErr w:type="spellEnd"/>
+      <w:r>
+        <w:rPr>
+          <w:b/>
+          <w:sz w:val="24"/>
+          <w:szCs w:val="24"/>
+        </w:rPr>
+        <w:t>)</w:t>
+      </w:r>
+    </w:p>
+    <w:p>
+      <w:pPr>
+        <w:jc w:val="left"/>
+        <w:rPr>
+          <w:b/>
+          <w:sz w:val="24"/>
+          <w:szCs w:val="24"/>
+        </w:rPr>
+      </w:pPr>
+      <w:proofErr w:type="spellStart"/>
       <w:r>
         <w:rPr>
           <w:b/>
@@ -696,26 +827,9 @@
           <w:sz w:val="24"/>
           <w:szCs w:val="24"/>
         </w:rPr>
-        <w:t>view_bones()</w:t>
-      </w:r>
-      <w:r>
-        <w:rPr>
-          <w:b/>
-          <w:sz w:val="24"/>
-          <w:szCs w:val="24"/>
-        </w:rPr>
-        <w:t xml:space="preserve"> → 뼈대 리스트를 ReadglTFMesh로부터 받아와 화면에 리스트 형식으로 띄워주는 함수이다.</w:t>
-      </w:r>
-    </w:p>
-    <w:p>
-      <w:pPr>
-        <w:jc w:val="left"/>
-        <w:rPr>
-          <w:b/>
-          <w:sz w:val="24"/>
-          <w:szCs w:val="24"/>
-        </w:rPr>
-      </w:pPr>
+        <w:t>view_bones</w:t>
+      </w:r>
+      <w:proofErr w:type="spellEnd"/>
       <w:r>
         <w:rPr>
           <w:b/>
@@ -723,26 +837,45 @@
           <w:sz w:val="24"/>
           <w:szCs w:val="24"/>
         </w:rPr>
-        <w:t>spawn_want_socket_mesh()</w:t>
-      </w:r>
-      <w:r>
-        <w:rPr>
-          <w:b/>
-          <w:sz w:val="24"/>
-          <w:szCs w:val="24"/>
-        </w:rPr>
-        <w:t xml:space="preserve"> → 소켓 컴포넌트를 가지는 오브젝트를 생성하고 붙이고 싶은 메쉬를 로드할 수 있는 기능을 제공하는 함수이다.</w:t>
-      </w:r>
-    </w:p>
-    <w:p>
-      <w:pPr>
-        <w:jc w:val="left"/>
-        <w:rPr>
-          <w:b/>
-          <w:sz w:val="24"/>
-          <w:szCs w:val="24"/>
-        </w:rPr>
-      </w:pPr>
+        <w:t>()</w:t>
+      </w:r>
+      <w:r>
+        <w:rPr>
+          <w:b/>
+          <w:sz w:val="24"/>
+          <w:szCs w:val="24"/>
+        </w:rPr>
+        <w:t xml:space="preserve"> → 뼈대 리스트를 </w:t>
+      </w:r>
+      <w:proofErr w:type="spellStart"/>
+      <w:r>
+        <w:rPr>
+          <w:b/>
+          <w:sz w:val="24"/>
+          <w:szCs w:val="24"/>
+        </w:rPr>
+        <w:t>ReadglTFMesh</w:t>
+      </w:r>
+      <w:proofErr w:type="spellEnd"/>
+      <w:r>
+        <w:rPr>
+          <w:b/>
+          <w:sz w:val="24"/>
+          <w:szCs w:val="24"/>
+        </w:rPr>
+        <w:t>로부터 받아와 화면에 리스트 형식으로 띄워주는 함수이다.</w:t>
+      </w:r>
+    </w:p>
+    <w:p>
+      <w:pPr>
+        <w:jc w:val="left"/>
+        <w:rPr>
+          <w:b/>
+          <w:sz w:val="24"/>
+          <w:szCs w:val="24"/>
+        </w:rPr>
+      </w:pPr>
+      <w:proofErr w:type="spellStart"/>
       <w:r>
         <w:rPr>
           <w:b/>
@@ -750,7 +883,91 @@
           <w:sz w:val="24"/>
           <w:szCs w:val="24"/>
         </w:rPr>
-        <w:t>edit_socket_mesh()</w:t>
+        <w:t>spawn_want_socket_mesh</w:t>
+      </w:r>
+      <w:proofErr w:type="spellEnd"/>
+      <w:r>
+        <w:rPr>
+          <w:b/>
+          <w:bCs/>
+          <w:sz w:val="24"/>
+          <w:szCs w:val="24"/>
+        </w:rPr>
+        <w:t>()</w:t>
+      </w:r>
+      <w:r>
+        <w:rPr>
+          <w:b/>
+          <w:sz w:val="24"/>
+          <w:szCs w:val="24"/>
+        </w:rPr>
+        <w:t xml:space="preserve"> → 소켓 컴포넌트를 가지는 오브젝트를 생성하고 붙이고 싶은 </w:t>
+      </w:r>
+      <w:proofErr w:type="spellStart"/>
+      <w:r>
+        <w:rPr>
+          <w:b/>
+          <w:sz w:val="24"/>
+          <w:szCs w:val="24"/>
+        </w:rPr>
+        <w:t>메쉬를</w:t>
+      </w:r>
+      <w:proofErr w:type="spellEnd"/>
+      <w:r>
+        <w:rPr>
+          <w:b/>
+          <w:sz w:val="24"/>
+          <w:szCs w:val="24"/>
+        </w:rPr>
+        <w:t xml:space="preserve"> </w:t>
+      </w:r>
+      <w:proofErr w:type="spellStart"/>
+      <w:r>
+        <w:rPr>
+          <w:b/>
+          <w:sz w:val="24"/>
+          <w:szCs w:val="24"/>
+        </w:rPr>
+        <w:t>로드할</w:t>
+      </w:r>
+      <w:proofErr w:type="spellEnd"/>
+      <w:r>
+        <w:rPr>
+          <w:b/>
+          <w:sz w:val="24"/>
+          <w:szCs w:val="24"/>
+        </w:rPr>
+        <w:t xml:space="preserve"> 수 있는 기능을 제공하는 함수이다.</w:t>
+      </w:r>
+    </w:p>
+    <w:p>
+      <w:pPr>
+        <w:jc w:val="left"/>
+        <w:rPr>
+          <w:b/>
+          <w:sz w:val="24"/>
+          <w:szCs w:val="24"/>
+        </w:rPr>
+      </w:pPr>
+      <w:proofErr w:type="spellStart"/>
+      <w:r>
+        <w:rPr>
+          <w:b/>
+          <w:bCs/>
+          <w:sz w:val="24"/>
+          <w:szCs w:val="24"/>
+        </w:rPr>
+        <w:t>edit_socket_mesh</w:t>
+      </w:r>
+      <w:proofErr w:type="spellEnd"/>
+      <w:r>
+        <w:rPr>
+          <w:b/>
+          <w:bCs/>
+          <w:sz w:val="24"/>
+          <w:szCs w:val="24"/>
+        </w:rPr>
+        <w:t>()</w:t>
       </w:r>
       <w:r>
         <w:rPr>
@@ -770,6 +987,7 @@
           <w:szCs w:val="24"/>
         </w:rPr>
       </w:pPr>
+      <w:proofErr w:type="spellStart"/>
       <w:r>
         <w:rPr>
           <w:b/>
@@ -777,7 +995,17 @@
           <w:sz w:val="24"/>
           <w:szCs w:val="24"/>
         </w:rPr>
-        <w:t>draw_and_pick_bones()</w:t>
+        <w:t>draw_and_pick_bones</w:t>
+      </w:r>
+      <w:proofErr w:type="spellEnd"/>
+      <w:r>
+        <w:rPr>
+          <w:b/>
+          <w:bCs/>
+          <w:sz w:val="24"/>
+          <w:szCs w:val="24"/>
+        </w:rPr>
+        <w:t>()</w:t>
       </w:r>
       <w:r>
         <w:rPr>
@@ -815,6 +1043,7 @@
           <w:szCs w:val="24"/>
         </w:rPr>
       </w:pPr>
+      <w:proofErr w:type="spellStart"/>
       <w:r>
         <w:rPr>
           <w:b/>
@@ -822,15 +1051,61 @@
           <w:sz w:val="24"/>
           <w:szCs w:val="24"/>
         </w:rPr>
-        <w:t>draw_gizmo()</w:t>
-      </w:r>
-      <w:r>
-        <w:rPr>
-          <w:b/>
-          <w:sz w:val="24"/>
-          <w:szCs w:val="24"/>
-        </w:rPr>
-        <w:t xml:space="preserve"> → 소켓에 기즈모를 이용하여 위치, 회전, 스케일을 시각화된 UI를 통해 조작할 수 있도록 해주었다.</w:t>
+        <w:t>draw_gizmo</w:t>
+      </w:r>
+      <w:proofErr w:type="spellEnd"/>
+      <w:r>
+        <w:rPr>
+          <w:b/>
+          <w:bCs/>
+          <w:sz w:val="24"/>
+          <w:szCs w:val="24"/>
+        </w:rPr>
+        <w:t>()</w:t>
+      </w:r>
+      <w:r>
+        <w:rPr>
+          <w:b/>
+          <w:sz w:val="24"/>
+          <w:szCs w:val="24"/>
+        </w:rPr>
+        <w:t xml:space="preserve"> → 소켓에 </w:t>
+      </w:r>
+      <w:proofErr w:type="spellStart"/>
+      <w:r>
+        <w:rPr>
+          <w:b/>
+          <w:sz w:val="24"/>
+          <w:szCs w:val="24"/>
+        </w:rPr>
+        <w:t>기즈모를</w:t>
+      </w:r>
+      <w:proofErr w:type="spellEnd"/>
+      <w:r>
+        <w:rPr>
+          <w:b/>
+          <w:sz w:val="24"/>
+          <w:szCs w:val="24"/>
+        </w:rPr>
+        <w:t xml:space="preserve"> 이용하여 위치, 회전, 스케일을 </w:t>
+      </w:r>
+      <w:proofErr w:type="spellStart"/>
+      <w:r>
+        <w:rPr>
+          <w:b/>
+          <w:sz w:val="24"/>
+          <w:szCs w:val="24"/>
+        </w:rPr>
+        <w:t>시각화된</w:t>
+      </w:r>
+      <w:proofErr w:type="spellEnd"/>
+      <w:r>
+        <w:rPr>
+          <w:b/>
+          <w:sz w:val="24"/>
+          <w:szCs w:val="24"/>
+        </w:rPr>
+        <w:t xml:space="preserve"> UI를 통해 조작할 수 있도록 해주었다.</w:t>
       </w:r>
     </w:p>
     <w:p>
@@ -1003,7 +1278,7 @@
                     </pic:cNvPicPr>
                   </pic:nvPicPr>
                   <pic:blipFill>
-                    <a:blip r:embed="rId10" cstate="print">
+                    <a:blip r:embed="rId11" cstate="print">
                       <a:extLst>
                         <a:ext uri="{28A0092B-C50C-407E-A947-70E740481C1C}">
                           <a14:useLocalDpi xmlns:a14="http://schemas.microsoft.com/office/drawing/2010/main" val="0"/>
@@ -1117,12 +1392,85 @@
           <w:sz w:val="22"/>
         </w:rPr>
       </w:pPr>
-      <w:r>
-        <w:rPr>
-          <w:b/>
-          <w:sz w:val="22"/>
-        </w:rPr>
-        <w:t>언리얼에서 구매한 에셋들 중에서는 파츠가 나누어져 있는 에셋들이 있어서 동작을 할 때 안맞고 현재 각각의 파일이 아닌 하나의 파일 안에 파츠가 여러개 있고 각각의 뼈대가 있는 경우 로드가 불가함</w:t>
+      <w:proofErr w:type="spellStart"/>
+      <w:r>
+        <w:rPr>
+          <w:b/>
+          <w:sz w:val="22"/>
+        </w:rPr>
+        <w:t>언리얼에서</w:t>
+      </w:r>
+      <w:proofErr w:type="spellEnd"/>
+      <w:r>
+        <w:rPr>
+          <w:b/>
+          <w:sz w:val="22"/>
+        </w:rPr>
+        <w:t xml:space="preserve"> 구매한 </w:t>
+      </w:r>
+      <w:proofErr w:type="spellStart"/>
+      <w:r>
+        <w:rPr>
+          <w:b/>
+          <w:sz w:val="22"/>
+        </w:rPr>
+        <w:t>에셋들</w:t>
+      </w:r>
+      <w:proofErr w:type="spellEnd"/>
+      <w:r>
+        <w:rPr>
+          <w:b/>
+          <w:sz w:val="22"/>
+        </w:rPr>
+        <w:t xml:space="preserve"> 중에서는 파츠가 나누어져 있는 </w:t>
+      </w:r>
+      <w:proofErr w:type="spellStart"/>
+      <w:r>
+        <w:rPr>
+          <w:b/>
+          <w:sz w:val="22"/>
+        </w:rPr>
+        <w:t>에셋들이</w:t>
+      </w:r>
+      <w:proofErr w:type="spellEnd"/>
+      <w:r>
+        <w:rPr>
+          <w:b/>
+          <w:sz w:val="22"/>
+        </w:rPr>
+        <w:t xml:space="preserve"> 있어서 동작을 할 때 </w:t>
+      </w:r>
+      <w:proofErr w:type="spellStart"/>
+      <w:r>
+        <w:rPr>
+          <w:b/>
+          <w:sz w:val="22"/>
+        </w:rPr>
+        <w:t>안맞고</w:t>
+      </w:r>
+      <w:proofErr w:type="spellEnd"/>
+      <w:r>
+        <w:rPr>
+          <w:b/>
+          <w:sz w:val="22"/>
+        </w:rPr>
+        <w:t xml:space="preserve"> 현재 각각의 파일이 아닌 하나의 파일 안에 파츠가 </w:t>
+      </w:r>
+      <w:proofErr w:type="spellStart"/>
+      <w:r>
+        <w:rPr>
+          <w:b/>
+          <w:sz w:val="22"/>
+        </w:rPr>
+        <w:t>여러개</w:t>
+      </w:r>
+      <w:proofErr w:type="spellEnd"/>
+      <w:r>
+        <w:rPr>
+          <w:b/>
+          <w:sz w:val="22"/>
+        </w:rPr>
+        <w:t xml:space="preserve"> 있고 각각의 뼈대가 있는 경우 로드가 불가함</w:t>
       </w:r>
     </w:p>
     <w:p>
@@ -1157,7 +1505,7 @@
                     </pic:cNvPicPr>
                   </pic:nvPicPr>
                   <pic:blipFill>
-                    <a:blip r:embed="rId11">
+                    <a:blip r:embed="rId12">
                       <a:extLst>
                         <a:ext uri="{28A0092B-C50C-407E-A947-70E740481C1C}">
                           <a14:useLocalDpi xmlns:a14="http://schemas.microsoft.com/office/drawing/2010/main" val="0"/>
@@ -1202,8 +1550,17 @@
           <w:b/>
           <w:sz w:val="22"/>
         </w:rPr>
-        <w:t>→ 우리가 구매한 모델 중 본 골렘</w:t>
-      </w:r>
+        <w:t xml:space="preserve">→ 우리가 구매한 모델 중 본 </w:t>
+      </w:r>
+      <w:proofErr w:type="spellStart"/>
+      <w:r>
+        <w:rPr>
+          <w:b/>
+          <w:sz w:val="22"/>
+        </w:rPr>
+        <w:t>골렘</w:t>
+      </w:r>
+      <w:proofErr w:type="spellEnd"/>
     </w:p>
     <w:p>
       <w:pPr>
@@ -1238,7 +1595,7 @@
                     </pic:cNvPicPr>
                   </pic:nvPicPr>
                   <pic:blipFill>
-                    <a:blip r:embed="rId12" cstate="print">
+                    <a:blip r:embed="rId13" cstate="print">
                       <a:extLst>
                         <a:ext uri="{28A0092B-C50C-407E-A947-70E740481C1C}">
                           <a14:useLocalDpi xmlns:a14="http://schemas.microsoft.com/office/drawing/2010/main" val="0"/>
@@ -1283,7 +1640,23 @@
           <w:b/>
           <w:sz w:val="22"/>
         </w:rPr>
-        <w:t>이렇게 파츠별로 나누어져있음 → 각 파츠별로 뼈대도 따로 가지고 있다.</w:t>
+        <w:t xml:space="preserve">이렇게 파츠별로 </w:t>
+      </w:r>
+      <w:proofErr w:type="spellStart"/>
+      <w:r>
+        <w:rPr>
+          <w:b/>
+          <w:sz w:val="22"/>
+        </w:rPr>
+        <w:t>나누어져있음</w:t>
+      </w:r>
+      <w:proofErr w:type="spellEnd"/>
+      <w:r>
+        <w:rPr>
+          <w:b/>
+          <w:sz w:val="22"/>
+        </w:rPr>
+        <w:t xml:space="preserve"> → 각 파츠별로 뼈대도 따로 가지고 있다.</w:t>
       </w:r>
     </w:p>
     <w:p>
@@ -1341,7 +1714,7 @@
                     </pic:cNvPicPr>
                   </pic:nvPicPr>
                   <pic:blipFill>
-                    <a:blip r:embed="rId13" cstate="print">
+                    <a:blip r:embed="rId14" cstate="print">
                       <a:extLst>
                         <a:ext uri="{28A0092B-C50C-407E-A947-70E740481C1C}">
                           <a14:useLocalDpi xmlns:a14="http://schemas.microsoft.com/office/drawing/2010/main" val="0"/>
@@ -1386,7 +1759,23 @@
           <w:b/>
           <w:sz w:val="22"/>
         </w:rPr>
-        <w:t>알몸 본 골렘의 뼈대 구조이다.</w:t>
+        <w:t xml:space="preserve">알몸 본 </w:t>
+      </w:r>
+      <w:proofErr w:type="spellStart"/>
+      <w:r>
+        <w:rPr>
+          <w:b/>
+          <w:sz w:val="22"/>
+        </w:rPr>
+        <w:t>골렘의</w:t>
+      </w:r>
+      <w:proofErr w:type="spellEnd"/>
+      <w:r>
+        <w:rPr>
+          <w:b/>
+          <w:sz w:val="22"/>
+        </w:rPr>
+        <w:t xml:space="preserve"> 뼈대 구조이다.</w:t>
       </w:r>
     </w:p>
     <w:p>
@@ -1445,7 +1834,7 @@
                     </pic:cNvPicPr>
                   </pic:nvPicPr>
                   <pic:blipFill>
-                    <a:blip r:embed="rId14" cstate="print">
+                    <a:blip r:embed="rId15" cstate="print">
                       <a:extLst>
                         <a:ext uri="{28A0092B-C50C-407E-A947-70E740481C1C}">
                           <a14:useLocalDpi xmlns:a14="http://schemas.microsoft.com/office/drawing/2010/main" val="0"/>
@@ -1492,6 +1881,7 @@
         </w:rPr>
         <w:t xml:space="preserve">팔 파츠의 뼈대이다. → 뼈대도 따로 </w:t>
       </w:r>
+      <w:proofErr w:type="spellStart"/>
       <w:proofErr w:type="gramStart"/>
       <w:r>
         <w:rPr>
@@ -1500,6 +1890,7 @@
         </w:rPr>
         <w:t>들고있고</w:t>
       </w:r>
+      <w:proofErr w:type="spellEnd"/>
       <w:proofErr w:type="gramEnd"/>
       <w:r>
         <w:rPr>
@@ -1555,18 +1946,34 @@
           <w:b/>
           <w:sz w:val="22"/>
         </w:rPr>
-        <w:t>관련 언리얼 기능 URL (모듈식 캐릭터 작업)</w:t>
-      </w:r>
-    </w:p>
-    <w:p>
-      <w:pPr>
-        <w:jc w:val="left"/>
-        <w:rPr>
-          <w:b/>
-          <w:sz w:val="22"/>
-        </w:rPr>
-      </w:pPr>
-      <w:hyperlink r:id="rId15" w:history="1">
+        <w:t>관련 언리얼 기능 URL (</w:t>
+      </w:r>
+      <w:proofErr w:type="spellStart"/>
+      <w:r>
+        <w:rPr>
+          <w:b/>
+          <w:sz w:val="22"/>
+        </w:rPr>
+        <w:t>모듈식</w:t>
+      </w:r>
+      <w:proofErr w:type="spellEnd"/>
+      <w:r>
+        <w:rPr>
+          <w:b/>
+          <w:sz w:val="22"/>
+        </w:rPr>
+        <w:t xml:space="preserve"> 캐릭터 작업)</w:t>
+      </w:r>
+    </w:p>
+    <w:p>
+      <w:pPr>
+        <w:jc w:val="left"/>
+        <w:rPr>
+          <w:b/>
+          <w:sz w:val="22"/>
+        </w:rPr>
+      </w:pPr>
+      <w:hyperlink r:id="rId16" w:history="1">
         <w:r>
           <w:rPr>
             <w:rStyle w:val="a6"/>
@@ -1586,12 +1993,37 @@
           <w:szCs w:val="24"/>
         </w:rPr>
       </w:pPr>
-      <w:r>
-        <w:rPr>
-          <w:b/>
-          <w:sz w:val="22"/>
-        </w:rPr>
-        <w:t>언리얼에서도 블루프린트로 마스터를 통하도록 묶을 수 있다.</w:t>
+      <w:proofErr w:type="spellStart"/>
+      <w:r>
+        <w:rPr>
+          <w:b/>
+          <w:sz w:val="22"/>
+        </w:rPr>
+        <w:t>언리얼에서도</w:t>
+      </w:r>
+      <w:proofErr w:type="spellEnd"/>
+      <w:r>
+        <w:rPr>
+          <w:b/>
+          <w:sz w:val="22"/>
+        </w:rPr>
+        <w:t xml:space="preserve"> </w:t>
+      </w:r>
+      <w:proofErr w:type="spellStart"/>
+      <w:r>
+        <w:rPr>
+          <w:b/>
+          <w:sz w:val="22"/>
+        </w:rPr>
+        <w:t>블루프린트로</w:t>
+      </w:r>
+      <w:proofErr w:type="spellEnd"/>
+      <w:r>
+        <w:rPr>
+          <w:b/>
+          <w:sz w:val="22"/>
+        </w:rPr>
+        <w:t xml:space="preserve"> 마스터를 통하도록 묶을 수 있다.</w:t>
       </w:r>
       <w:r>
         <w:rPr>
@@ -1636,7 +2068,7 @@
                     </pic:cNvPicPr>
                   </pic:nvPicPr>
                   <pic:blipFill>
-                    <a:blip r:embed="rId16">
+                    <a:blip r:embed="rId17">
                       <a:extLst>
                         <a:ext uri="{28A0092B-C50C-407E-A947-70E740481C1C}">
                           <a14:useLocalDpi xmlns:a14="http://schemas.microsoft.com/office/drawing/2010/main" val="0"/>
@@ -1697,7 +2129,23 @@
           <w:b/>
           <w:sz w:val="22"/>
         </w:rPr>
-        <w:t>따라서 마스터 스켈레톤에 따라 다른 자식들의 뼈대의 인덱스를 매핑하여 관리하는 마스터 스켈레톤 기능을 추가해주었다.</w:t>
+        <w:t xml:space="preserve">따라서 마스터 </w:t>
+      </w:r>
+      <w:proofErr w:type="spellStart"/>
+      <w:r>
+        <w:rPr>
+          <w:b/>
+          <w:sz w:val="22"/>
+        </w:rPr>
+        <w:t>스켈레톤에</w:t>
+      </w:r>
+      <w:proofErr w:type="spellEnd"/>
+      <w:r>
+        <w:rPr>
+          <w:b/>
+          <w:sz w:val="22"/>
+        </w:rPr>
+        <w:t xml:space="preserve"> 따라 다른 자식들의 뼈대의 인덱스를 매핑하여 관리하는 마스터 스켈레톤 기능을 추가해주었다.</w:t>
       </w:r>
       <w:r>
         <w:rPr>
@@ -1706,13 +2154,71 @@
         </w:rPr>
         <w:br/>
       </w:r>
+      <w:proofErr w:type="spellStart"/>
       <w:r>
         <w:rPr>
           <w:b/>
           <w:szCs w:val="20"/>
         </w:rPr>
-        <w:t xml:space="preserve">ReadGLTFMesh 코드를 여러개의 파츠 메시들이 있는 경우에도 하나의 큰 메쉬로 만들고 자식 프리미티브로 관리하는 방식으로 제작하였다. 그러나 이렇게 같은 뼈대이지만 각각 다 뼈대를 </w:t>
-      </w:r>
+        <w:t>ReadGLTFMesh</w:t>
+      </w:r>
+      <w:proofErr w:type="spellEnd"/>
+      <w:r>
+        <w:rPr>
+          <w:b/>
+          <w:szCs w:val="20"/>
+        </w:rPr>
+        <w:t xml:space="preserve"> 코드를 </w:t>
+      </w:r>
+      <w:proofErr w:type="spellStart"/>
+      <w:r>
+        <w:rPr>
+          <w:b/>
+          <w:szCs w:val="20"/>
+        </w:rPr>
+        <w:t>여러개의</w:t>
+      </w:r>
+      <w:proofErr w:type="spellEnd"/>
+      <w:r>
+        <w:rPr>
+          <w:b/>
+          <w:szCs w:val="20"/>
+        </w:rPr>
+        <w:t xml:space="preserve"> 파츠 메시들이 있는 경우에도 하나의 큰 </w:t>
+      </w:r>
+      <w:proofErr w:type="spellStart"/>
+      <w:r>
+        <w:rPr>
+          <w:b/>
+          <w:szCs w:val="20"/>
+        </w:rPr>
+        <w:t>메쉬로</w:t>
+      </w:r>
+      <w:proofErr w:type="spellEnd"/>
+      <w:r>
+        <w:rPr>
+          <w:b/>
+          <w:szCs w:val="20"/>
+        </w:rPr>
+        <w:t xml:space="preserve"> 만들고 자식 </w:t>
+      </w:r>
+      <w:proofErr w:type="spellStart"/>
+      <w:r>
+        <w:rPr>
+          <w:b/>
+          <w:szCs w:val="20"/>
+        </w:rPr>
+        <w:t>프리미티브로</w:t>
+      </w:r>
+      <w:proofErr w:type="spellEnd"/>
+      <w:r>
+        <w:rPr>
+          <w:b/>
+          <w:szCs w:val="20"/>
+        </w:rPr>
+        <w:t xml:space="preserve"> 관리하는 방식으로 제작하였다. 그러나 이렇게 같은 뼈대이지만 각각 다 뼈대를 </w:t>
+      </w:r>
+      <w:proofErr w:type="spellStart"/>
       <w:proofErr w:type="gramStart"/>
       <w:r>
         <w:rPr>
@@ -1721,14 +2227,32 @@
         </w:rPr>
         <w:t>들고있는</w:t>
       </w:r>
+      <w:proofErr w:type="spellEnd"/>
       <w:proofErr w:type="gramEnd"/>
       <w:r>
         <w:rPr>
           <w:b/>
           <w:szCs w:val="20"/>
         </w:rPr>
-        <w:t xml:space="preserve"> 경우에는 마스터 스켈레톤 즉 몸통 스켈레톤을 기준으로 해당 스켈레톤 뼈대만 </w:t>
-      </w:r>
+        <w:t xml:space="preserve"> 경우에는 마스터 스켈레톤 즉 몸통 </w:t>
+      </w:r>
+      <w:proofErr w:type="spellStart"/>
+      <w:r>
+        <w:rPr>
+          <w:b/>
+          <w:szCs w:val="20"/>
+        </w:rPr>
+        <w:t>스켈레톤을</w:t>
+      </w:r>
+      <w:proofErr w:type="spellEnd"/>
+      <w:r>
+        <w:rPr>
+          <w:b/>
+          <w:szCs w:val="20"/>
+        </w:rPr>
+        <w:t xml:space="preserve"> 기준으로 해당 스켈레톤 뼈대만 </w:t>
+      </w:r>
+      <w:proofErr w:type="spellStart"/>
       <w:proofErr w:type="gramStart"/>
       <w:r>
         <w:rPr>
@@ -1737,29 +2261,103 @@
         </w:rPr>
         <w:t>들고있도록</w:t>
       </w:r>
+      <w:proofErr w:type="spellEnd"/>
       <w:proofErr w:type="gramEnd"/>
       <w:r>
         <w:rPr>
           <w:b/>
           <w:szCs w:val="20"/>
         </w:rPr>
-        <w:t xml:space="preserve"> 하고 다른 스켈레톤들의 인덱스를 마스터 스켈레톤 인덱스에 맞게 매핑시키는 과정이 필요하다.</w:t>
-      </w:r>
-    </w:p>
-    <w:p>
-      <w:pPr>
-        <w:jc w:val="left"/>
-        <w:rPr>
-          <w:b/>
-          <w:sz w:val="22"/>
-        </w:rPr>
-      </w:pPr>
-      <w:r>
-        <w:rPr>
-          <w:b/>
-          <w:sz w:val="22"/>
-        </w:rPr>
-        <w:t>로드할 때 process_skinned_mesh함수에서 int skin_index(마스터 스킨 인덱스 번호)를 매개변수로 받도록 추가하고, 마스터 스켈레톤 매핑 테이블을 만든다.</w:t>
+        <w:t xml:space="preserve"> 하고 다른 </w:t>
+      </w:r>
+      <w:proofErr w:type="spellStart"/>
+      <w:r>
+        <w:rPr>
+          <w:b/>
+          <w:szCs w:val="20"/>
+        </w:rPr>
+        <w:t>스켈레톤들의</w:t>
+      </w:r>
+      <w:proofErr w:type="spellEnd"/>
+      <w:r>
+        <w:rPr>
+          <w:b/>
+          <w:szCs w:val="20"/>
+        </w:rPr>
+        <w:t xml:space="preserve"> 인덱스를 마스터 스켈레톤 인덱스에 맞게 </w:t>
+      </w:r>
+      <w:proofErr w:type="spellStart"/>
+      <w:r>
+        <w:rPr>
+          <w:b/>
+          <w:szCs w:val="20"/>
+        </w:rPr>
+        <w:t>매핑시키는</w:t>
+      </w:r>
+      <w:proofErr w:type="spellEnd"/>
+      <w:r>
+        <w:rPr>
+          <w:b/>
+          <w:szCs w:val="20"/>
+        </w:rPr>
+        <w:t xml:space="preserve"> 과정이 필요하다.</w:t>
+      </w:r>
+    </w:p>
+    <w:p>
+      <w:pPr>
+        <w:jc w:val="left"/>
+        <w:rPr>
+          <w:b/>
+          <w:sz w:val="22"/>
+        </w:rPr>
+      </w:pPr>
+      <w:proofErr w:type="spellStart"/>
+      <w:r>
+        <w:rPr>
+          <w:b/>
+          <w:sz w:val="22"/>
+        </w:rPr>
+        <w:t>로드할</w:t>
+      </w:r>
+      <w:proofErr w:type="spellEnd"/>
+      <w:r>
+        <w:rPr>
+          <w:b/>
+          <w:sz w:val="22"/>
+        </w:rPr>
+        <w:t xml:space="preserve"> 때 </w:t>
+      </w:r>
+      <w:proofErr w:type="spellStart"/>
+      <w:r>
+        <w:rPr>
+          <w:b/>
+          <w:sz w:val="22"/>
+        </w:rPr>
+        <w:t>process_skinned_mesh</w:t>
+      </w:r>
+      <w:proofErr w:type="spellEnd"/>
+      <w:r>
+        <w:rPr>
+          <w:b/>
+          <w:sz w:val="22"/>
+        </w:rPr>
+        <w:t xml:space="preserve">함수에서 int </w:t>
+      </w:r>
+      <w:proofErr w:type="spellStart"/>
+      <w:r>
+        <w:rPr>
+          <w:b/>
+          <w:sz w:val="22"/>
+        </w:rPr>
+        <w:t>skin_index</w:t>
+      </w:r>
+      <w:proofErr w:type="spellEnd"/>
+      <w:r>
+        <w:rPr>
+          <w:b/>
+          <w:sz w:val="22"/>
+        </w:rPr>
+        <w:t>(마스터 스킨 인덱스 번호)를 매개변수로 받도록 추가하고, 마스터 스켈레톤 매핑 테이블을 만든다.</w:t>
       </w:r>
       <w:r>
         <w:rPr>
@@ -1816,7 +2414,7 @@
                     </pic:cNvPicPr>
                   </pic:nvPicPr>
                   <pic:blipFill>
-                    <a:blip r:embed="rId17">
+                    <a:blip r:embed="rId18">
                       <a:extLst>
                         <a:ext uri="{28A0092B-C50C-407E-A947-70E740481C1C}">
                           <a14:useLocalDpi xmlns:a14="http://schemas.microsoft.com/office/drawing/2010/main" val="0"/>
@@ -1861,7 +2459,23 @@
           <w:b/>
           <w:sz w:val="22"/>
         </w:rPr>
-        <w:t>joint 4개 뼈도 마스터 스킨 테이블에서 매핑한 결과의 뼈 인덱스를 넣어야 한다. → 결국 뼈대는 마스터 뼈대 하나만 들고 있을것이기 때문</w:t>
+        <w:t xml:space="preserve">joint 4개 뼈도 마스터 스킨 테이블에서 매핑한 결과의 뼈 인덱스를 넣어야 한다. → 결국 뼈대는 마스터 뼈대 하나만 들고 </w:t>
+      </w:r>
+      <w:proofErr w:type="spellStart"/>
+      <w:r>
+        <w:rPr>
+          <w:b/>
+          <w:sz w:val="22"/>
+        </w:rPr>
+        <w:t>있을것이기</w:t>
+      </w:r>
+      <w:proofErr w:type="spellEnd"/>
+      <w:r>
+        <w:rPr>
+          <w:b/>
+          <w:sz w:val="22"/>
+        </w:rPr>
+        <w:t xml:space="preserve"> 때문</w:t>
       </w:r>
     </w:p>
     <w:p>
@@ -1896,7 +2510,7 @@
                     </pic:cNvPicPr>
                   </pic:nvPicPr>
                   <pic:blipFill>
-                    <a:blip r:embed="rId18">
+                    <a:blip r:embed="rId19">
                       <a:extLst>
                         <a:ext uri="{28A0092B-C50C-407E-A947-70E740481C1C}">
                           <a14:useLocalDpi xmlns:a14="http://schemas.microsoft.com/office/drawing/2010/main" val="0"/>
@@ -2042,6 +2656,7 @@
       <w:r>
         <w:rPr>
           <w:b/>
+          <w:noProof/>
           <w:sz w:val="24"/>
           <w:szCs w:val="24"/>
         </w:rPr>
@@ -2063,7 +2678,7 @@
                     </pic:cNvPicPr>
                   </pic:nvPicPr>
                   <pic:blipFill>
-                    <a:blip r:embed="rId19">
+                    <a:blip r:embed="rId20">
                       <a:extLst>
                         <a:ext uri="{28A0092B-C50C-407E-A947-70E740481C1C}">
                           <a14:useLocalDpi xmlns:a14="http://schemas.microsoft.com/office/drawing/2010/main" val="0"/>
@@ -2110,21 +2725,40 @@
           <w:sz w:val="24"/>
           <w:szCs w:val="24"/>
         </w:rPr>
-        <w:t>이후 라이팅 패스에서 읽기까지 대기하다가</w:t>
-      </w:r>
-    </w:p>
-    <w:p>
-      <w:pPr>
-        <w:jc w:val="left"/>
-        <w:rPr>
-          <w:b/>
-          <w:sz w:val="24"/>
-          <w:szCs w:val="24"/>
-        </w:rPr>
-      </w:pPr>
-      <w:r>
-        <w:rPr>
-          <w:b/>
+        <w:t xml:space="preserve">이후 </w:t>
+      </w:r>
+      <w:proofErr w:type="spellStart"/>
+      <w:r>
+        <w:rPr>
+          <w:b/>
+          <w:sz w:val="24"/>
+          <w:szCs w:val="24"/>
+        </w:rPr>
+        <w:t>라이팅</w:t>
+      </w:r>
+      <w:proofErr w:type="spellEnd"/>
+      <w:r>
+        <w:rPr>
+          <w:b/>
+          <w:sz w:val="24"/>
+          <w:szCs w:val="24"/>
+        </w:rPr>
+        <w:t xml:space="preserve"> 패스에서 읽기까지 대기하다가</w:t>
+      </w:r>
+    </w:p>
+    <w:p>
+      <w:pPr>
+        <w:jc w:val="left"/>
+        <w:rPr>
+          <w:b/>
+          <w:sz w:val="24"/>
+          <w:szCs w:val="24"/>
+        </w:rPr>
+      </w:pPr>
+      <w:r>
+        <w:rPr>
+          <w:b/>
+          <w:noProof/>
           <w:sz w:val="24"/>
           <w:szCs w:val="24"/>
         </w:rPr>
@@ -2146,7 +2780,7 @@
                     </pic:cNvPicPr>
                   </pic:nvPicPr>
                   <pic:blipFill rotWithShape="1">
-                    <a:blip r:embed="rId20">
+                    <a:blip r:embed="rId21">
                       <a:extLst>
                         <a:ext uri="{28A0092B-C50C-407E-A947-70E740481C1C}">
                           <a14:useLocalDpi xmlns:a14="http://schemas.microsoft.com/office/drawing/2010/main" val="0"/>
@@ -2207,7 +2841,25 @@
           <w:szCs w:val="24"/>
         </w:rPr>
         <w:tab/>
-        <w:t>태양 벡터가져와서 광원 위치를 계산한 다음에</w:t>
+        <w:t xml:space="preserve">태양 </w:t>
+      </w:r>
+      <w:proofErr w:type="spellStart"/>
+      <w:r>
+        <w:rPr>
+          <w:b/>
+          <w:sz w:val="24"/>
+          <w:szCs w:val="24"/>
+        </w:rPr>
+        <w:t>벡터가져와서</w:t>
+      </w:r>
+      <w:proofErr w:type="spellEnd"/>
+      <w:r>
+        <w:rPr>
+          <w:b/>
+          <w:sz w:val="24"/>
+          <w:szCs w:val="24"/>
+        </w:rPr>
+        <w:t xml:space="preserve"> 광원 위치를 계산한 다음에</w:t>
       </w:r>
     </w:p>
     <w:p>
@@ -2266,6 +2918,7 @@
       <w:r>
         <w:rPr>
           <w:b/>
+          <w:noProof/>
           <w:sz w:val="24"/>
           <w:szCs w:val="24"/>
         </w:rPr>
@@ -2288,7 +2941,7 @@
                     </pic:cNvPicPr>
                   </pic:nvPicPr>
                   <pic:blipFill>
-                    <a:blip r:embed="rId21">
+                    <a:blip r:embed="rId22">
                       <a:extLst>
                         <a:ext uri="{28A0092B-C50C-407E-A947-70E740481C1C}">
                           <a14:useLocalDpi xmlns:a14="http://schemas.microsoft.com/office/drawing/2010/main" val="0"/>
@@ -2344,21 +2997,75 @@
           <w:szCs w:val="24"/>
         </w:rPr>
         <w:tab/>
-        <w:t>서받아온 위치와 Cscade ID를 VS에서 InstanceID로 받아와서</w:t>
-      </w:r>
-    </w:p>
-    <w:p>
-      <w:pPr>
-        <w:jc w:val="left"/>
-        <w:rPr>
-          <w:b/>
-          <w:sz w:val="24"/>
-          <w:szCs w:val="24"/>
-        </w:rPr>
-      </w:pPr>
-      <w:r>
-        <w:rPr>
-          <w:b/>
+      </w:r>
+      <w:proofErr w:type="spellStart"/>
+      <w:r>
+        <w:rPr>
+          <w:b/>
+          <w:sz w:val="24"/>
+          <w:szCs w:val="24"/>
+        </w:rPr>
+        <w:t>서받아온</w:t>
+      </w:r>
+      <w:proofErr w:type="spellEnd"/>
+      <w:r>
+        <w:rPr>
+          <w:b/>
+          <w:sz w:val="24"/>
+          <w:szCs w:val="24"/>
+        </w:rPr>
+        <w:t xml:space="preserve"> 위치와 </w:t>
+      </w:r>
+      <w:proofErr w:type="spellStart"/>
+      <w:r>
+        <w:rPr>
+          <w:b/>
+          <w:sz w:val="24"/>
+          <w:szCs w:val="24"/>
+        </w:rPr>
+        <w:t>Cscade</w:t>
+      </w:r>
+      <w:proofErr w:type="spellEnd"/>
+      <w:r>
+        <w:rPr>
+          <w:b/>
+          <w:sz w:val="24"/>
+          <w:szCs w:val="24"/>
+        </w:rPr>
+        <w:t xml:space="preserve"> ID를 VS에서 </w:t>
+      </w:r>
+      <w:proofErr w:type="spellStart"/>
+      <w:r>
+        <w:rPr>
+          <w:b/>
+          <w:sz w:val="24"/>
+          <w:szCs w:val="24"/>
+        </w:rPr>
+        <w:t>InstanceID</w:t>
+      </w:r>
+      <w:proofErr w:type="spellEnd"/>
+      <w:r>
+        <w:rPr>
+          <w:b/>
+          <w:sz w:val="24"/>
+          <w:szCs w:val="24"/>
+        </w:rPr>
+        <w:t>로 받아와서</w:t>
+      </w:r>
+    </w:p>
+    <w:p>
+      <w:pPr>
+        <w:jc w:val="left"/>
+        <w:rPr>
+          <w:b/>
+          <w:sz w:val="24"/>
+          <w:szCs w:val="24"/>
+        </w:rPr>
+      </w:pPr>
+      <w:r>
+        <w:rPr>
+          <w:b/>
+          <w:noProof/>
           <w:sz w:val="24"/>
           <w:szCs w:val="24"/>
         </w:rPr>
@@ -2380,7 +3087,7 @@
                     </pic:cNvPicPr>
                   </pic:nvPicPr>
                   <pic:blipFill>
-                    <a:blip r:embed="rId22">
+                    <a:blip r:embed="rId23">
                       <a:extLst>
                         <a:ext uri="{28A0092B-C50C-407E-A947-70E740481C1C}">
                           <a14:useLocalDpi xmlns:a14="http://schemas.microsoft.com/office/drawing/2010/main" val="0"/>
@@ -2436,7 +3143,42 @@
           <w:szCs w:val="24"/>
         </w:rPr>
         <w:tab/>
-        <w:t>InstanceID → SV_RenderTargetArrayIndex 로 변환하고</w:t>
+      </w:r>
+      <w:proofErr w:type="spellStart"/>
+      <w:r>
+        <w:rPr>
+          <w:b/>
+          <w:sz w:val="24"/>
+          <w:szCs w:val="24"/>
+        </w:rPr>
+        <w:t>InstanceID</w:t>
+      </w:r>
+      <w:proofErr w:type="spellEnd"/>
+      <w:r>
+        <w:rPr>
+          <w:b/>
+          <w:sz w:val="24"/>
+          <w:szCs w:val="24"/>
+        </w:rPr>
+        <w:t xml:space="preserve"> → </w:t>
+      </w:r>
+      <w:proofErr w:type="spellStart"/>
+      <w:r>
+        <w:rPr>
+          <w:b/>
+          <w:sz w:val="24"/>
+          <w:szCs w:val="24"/>
+        </w:rPr>
+        <w:t>SV_RenderTargetArrayIndex</w:t>
+      </w:r>
+      <w:proofErr w:type="spellEnd"/>
+      <w:r>
+        <w:rPr>
+          <w:b/>
+          <w:sz w:val="24"/>
+          <w:szCs w:val="24"/>
+        </w:rPr>
+        <w:t xml:space="preserve"> 로 변환하고</w:t>
       </w:r>
       <w:r>
         <w:rPr>
@@ -2461,7 +3203,25 @@
           <w:szCs w:val="24"/>
         </w:rPr>
         <w:tab/>
-        <w:t>→ 3개 Cascade를 한 번의 DrawInstanced로 동시 렌더링합니다.</w:t>
+        <w:t xml:space="preserve">→ 3개 Cascade를 한 번의 </w:t>
+      </w:r>
+      <w:proofErr w:type="spellStart"/>
+      <w:r>
+        <w:rPr>
+          <w:b/>
+          <w:sz w:val="24"/>
+          <w:szCs w:val="24"/>
+        </w:rPr>
+        <w:t>DrawInstanced</w:t>
+      </w:r>
+      <w:proofErr w:type="spellEnd"/>
+      <w:r>
+        <w:rPr>
+          <w:b/>
+          <w:sz w:val="24"/>
+          <w:szCs w:val="24"/>
+        </w:rPr>
+        <w:t>로 동시 렌더링합니다.</w:t>
       </w:r>
     </w:p>
     <w:p>
@@ -2482,21 +3242,32 @@
           <w:sz w:val="24"/>
           <w:szCs w:val="24"/>
         </w:rPr>
-        <w:t>// Shadow_Sample.hlsl</w:t>
-      </w:r>
-    </w:p>
-    <w:p>
-      <w:pPr>
-        <w:jc w:val="left"/>
-        <w:rPr>
-          <w:b/>
-          <w:sz w:val="24"/>
-          <w:szCs w:val="24"/>
-        </w:rPr>
-      </w:pPr>
-      <w:r>
-        <w:rPr>
-          <w:b/>
+        <w:t xml:space="preserve">// </w:t>
+      </w:r>
+      <w:proofErr w:type="spellStart"/>
+      <w:r>
+        <w:rPr>
+          <w:b/>
+          <w:sz w:val="24"/>
+          <w:szCs w:val="24"/>
+        </w:rPr>
+        <w:t>Shadow_Sample.hlsl</w:t>
+      </w:r>
+      <w:proofErr w:type="spellEnd"/>
+    </w:p>
+    <w:p>
+      <w:pPr>
+        <w:jc w:val="left"/>
+        <w:rPr>
+          <w:b/>
+          <w:sz w:val="24"/>
+          <w:szCs w:val="24"/>
+        </w:rPr>
+      </w:pPr>
+      <w:r>
+        <w:rPr>
+          <w:b/>
+          <w:noProof/>
           <w:sz w:val="24"/>
           <w:szCs w:val="24"/>
         </w:rPr>
@@ -2518,7 +3289,7 @@
                     </pic:cNvPicPr>
                   </pic:nvPicPr>
                   <pic:blipFill>
-                    <a:blip r:embed="rId23">
+                    <a:blip r:embed="rId24">
                       <a:extLst>
                         <a:ext uri="{28A0092B-C50C-407E-A947-70E740481C1C}">
                           <a14:useLocalDpi xmlns:a14="http://schemas.microsoft.com/office/drawing/2010/main" val="0"/>
@@ -2589,6 +3360,7 @@
       <w:r>
         <w:rPr>
           <w:b/>
+          <w:noProof/>
           <w:sz w:val="24"/>
           <w:szCs w:val="24"/>
         </w:rPr>
@@ -2611,7 +3383,7 @@
                     </pic:cNvPicPr>
                   </pic:nvPicPr>
                   <pic:blipFill>
-                    <a:blip r:embed="rId24">
+                    <a:blip r:embed="rId25">
                       <a:extLst>
                         <a:ext uri="{28A0092B-C50C-407E-A947-70E740481C1C}">
                           <a14:useLocalDpi xmlns:a14="http://schemas.microsoft.com/office/drawing/2010/main" val="0"/>
@@ -2658,7 +3430,25 @@
           <w:sz w:val="24"/>
           <w:szCs w:val="24"/>
         </w:rPr>
-        <w:t xml:space="preserve">3x3 PCF 루프를 돌아 주변 텍셀로 이동하여 픽셀의 깊이를 체크하여 </w:t>
+        <w:t xml:space="preserve">3x3 PCF 루프를 돌아 주변 </w:t>
+      </w:r>
+      <w:proofErr w:type="spellStart"/>
+      <w:r>
+        <w:rPr>
+          <w:b/>
+          <w:sz w:val="24"/>
+          <w:szCs w:val="24"/>
+        </w:rPr>
+        <w:t>텍셀로</w:t>
+      </w:r>
+      <w:proofErr w:type="spellEnd"/>
+      <w:r>
+        <w:rPr>
+          <w:b/>
+          <w:sz w:val="24"/>
+          <w:szCs w:val="24"/>
+        </w:rPr>
+        <w:t xml:space="preserve"> 이동하여 픽셀의 깊이를 체크하여 </w:t>
       </w:r>
     </w:p>
     <w:p>
@@ -2712,7 +3502,79 @@
           <w:sz w:val="24"/>
           <w:szCs w:val="24"/>
         </w:rPr>
-        <w:t>주변 텍셀값들을 더해서 9.0f를 나눠준걸로 리턴하면 그림자 테두리가 자연스럽게 보간됩니다.</w:t>
+        <w:t xml:space="preserve">주변 </w:t>
+      </w:r>
+      <w:proofErr w:type="spellStart"/>
+      <w:r>
+        <w:rPr>
+          <w:b/>
+          <w:sz w:val="24"/>
+          <w:szCs w:val="24"/>
+        </w:rPr>
+        <w:t>텍셀값들을</w:t>
+      </w:r>
+      <w:proofErr w:type="spellEnd"/>
+      <w:r>
+        <w:rPr>
+          <w:b/>
+          <w:sz w:val="24"/>
+          <w:szCs w:val="24"/>
+        </w:rPr>
+        <w:t xml:space="preserve"> 더해서 9.0f를 </w:t>
+      </w:r>
+      <w:proofErr w:type="spellStart"/>
+      <w:r>
+        <w:rPr>
+          <w:b/>
+          <w:sz w:val="24"/>
+          <w:szCs w:val="24"/>
+        </w:rPr>
+        <w:t>나눠준걸로</w:t>
+      </w:r>
+      <w:proofErr w:type="spellEnd"/>
+      <w:r>
+        <w:rPr>
+          <w:b/>
+          <w:sz w:val="24"/>
+          <w:szCs w:val="24"/>
+        </w:rPr>
+        <w:t xml:space="preserve"> </w:t>
+      </w:r>
+      <w:proofErr w:type="spellStart"/>
+      <w:r>
+        <w:rPr>
+          <w:b/>
+          <w:sz w:val="24"/>
+          <w:szCs w:val="24"/>
+        </w:rPr>
+        <w:t>리턴하면</w:t>
+      </w:r>
+      <w:proofErr w:type="spellEnd"/>
+      <w:r>
+        <w:rPr>
+          <w:b/>
+          <w:sz w:val="24"/>
+          <w:szCs w:val="24"/>
+        </w:rPr>
+        <w:t xml:space="preserve"> 그림자 테두리가 자연스럽게 </w:t>
+      </w:r>
+      <w:proofErr w:type="spellStart"/>
+      <w:r>
+        <w:rPr>
+          <w:b/>
+          <w:sz w:val="24"/>
+          <w:szCs w:val="24"/>
+        </w:rPr>
+        <w:t>보간됩니다</w:t>
+      </w:r>
+      <w:proofErr w:type="spellEnd"/>
+      <w:r>
+        <w:rPr>
+          <w:b/>
+          <w:sz w:val="24"/>
+          <w:szCs w:val="24"/>
+        </w:rPr>
+        <w:t>.</w:t>
       </w:r>
     </w:p>
     <w:p>
@@ -2747,14 +3609,16 @@
       <w:pPr>
         <w:jc w:val="left"/>
         <w:rPr>
-          <w:b/>
-          <w:sz w:val="24"/>
-          <w:szCs w:val="24"/>
-        </w:rPr>
-      </w:pPr>
-      <w:r>
-        <w:rPr>
-          <w:b/>
+          <w:rFonts w:hint="eastAsia"/>
+          <w:b/>
+          <w:sz w:val="24"/>
+          <w:szCs w:val="24"/>
+        </w:rPr>
+      </w:pPr>
+      <w:r>
+        <w:rPr>
+          <w:b/>
+          <w:noProof/>
           <w:sz w:val="24"/>
           <w:szCs w:val="24"/>
         </w:rPr>
@@ -2776,7 +3640,7 @@
                     </pic:cNvPicPr>
                   </pic:nvPicPr>
                   <pic:blipFill>
-                    <a:blip r:embed="rId25">
+                    <a:blip r:embed="rId26">
                       <a:extLst>
                         <a:ext uri="{28A0092B-C50C-407E-A947-70E740481C1C}">
                           <a14:useLocalDpi xmlns:a14="http://schemas.microsoft.com/office/drawing/2010/main" val="0"/>
@@ -2812,37 +3676,383 @@
       <w:pPr>
         <w:jc w:val="left"/>
         <w:rPr>
+          <w:b/>
+          <w:sz w:val="24"/>
+          <w:szCs w:val="24"/>
+        </w:rPr>
+      </w:pPr>
+      <w:r>
+        <w:rPr>
           <w:rFonts w:hint="eastAsia"/>
           <w:b/>
           <w:sz w:val="24"/>
           <w:szCs w:val="24"/>
         </w:rPr>
-      </w:pPr>
-    </w:p>
-    <w:p>
-      <w:pPr>
-        <w:jc w:val="left"/>
-        <w:rPr>
-          <w:b/>
-          <w:sz w:val="24"/>
-          <w:szCs w:val="24"/>
-        </w:rPr>
-      </w:pPr>
-    </w:p>
-    <w:p>
-      <w:pPr>
-        <w:jc w:val="left"/>
-        <w:rPr>
-          <w:b/>
-          <w:sz w:val="24"/>
-          <w:szCs w:val="24"/>
-        </w:rPr>
-      </w:pPr>
-    </w:p>
-    <w:p>
-      <w:pPr>
-        <w:jc w:val="left"/>
-        <w:rPr>
+        <w:t xml:space="preserve">&lt;서버 사이드 보스 </w:t>
+      </w:r>
+      <w:proofErr w:type="spellStart"/>
+      <w:r>
+        <w:rPr>
+          <w:rFonts w:hint="eastAsia"/>
+          <w:b/>
+          <w:sz w:val="24"/>
+          <w:szCs w:val="24"/>
+        </w:rPr>
+        <w:t>테이너</w:t>
+      </w:r>
+      <w:proofErr w:type="spellEnd"/>
+      <w:r>
+        <w:rPr>
+          <w:rFonts w:hint="eastAsia"/>
+          <w:b/>
+          <w:sz w:val="24"/>
+          <w:szCs w:val="24"/>
+        </w:rPr>
+        <w:t xml:space="preserve"> 클래스 구현&gt;</w:t>
+      </w:r>
+    </w:p>
+    <w:p>
+      <w:pPr>
+        <w:jc w:val="left"/>
+        <w:rPr>
+          <w:rFonts w:hint="eastAsia"/>
+          <w:b/>
+          <w:sz w:val="24"/>
+          <w:szCs w:val="24"/>
+        </w:rPr>
+      </w:pPr>
+      <w:r>
+        <w:rPr>
+          <w:b/>
+          <w:sz w:val="24"/>
+          <w:szCs w:val="24"/>
+        </w:rPr>
+        <w:t xml:space="preserve">보스 NPC(Tainer) 클래스 및 </w:t>
+      </w:r>
+      <w:proofErr w:type="spellStart"/>
+      <w:r>
+        <w:rPr>
+          <w:b/>
+          <w:sz w:val="24"/>
+          <w:szCs w:val="24"/>
+        </w:rPr>
+        <w:t>페이즈</w:t>
+      </w:r>
+      <w:proofErr w:type="spellEnd"/>
+      <w:r>
+        <w:rPr>
+          <w:b/>
+          <w:sz w:val="24"/>
+          <w:szCs w:val="24"/>
+        </w:rPr>
+        <w:t xml:space="preserve">/공격 패턴 구현. </w:t>
+      </w:r>
+      <w:r>
+        <w:rPr>
+          <w:rFonts w:hint="eastAsia"/>
+          <w:b/>
+          <w:sz w:val="24"/>
+          <w:szCs w:val="24"/>
+        </w:rPr>
+        <w:t>&lt;- NPC 클래스 확장</w:t>
+      </w:r>
+    </w:p>
+    <w:p>
+      <w:pPr>
+        <w:jc w:val="left"/>
+        <w:rPr>
+          <w:rFonts w:hint="eastAsia"/>
+          <w:b/>
+          <w:sz w:val="24"/>
+          <w:szCs w:val="24"/>
+        </w:rPr>
+      </w:pPr>
+      <w:r>
+        <w:rPr>
+          <w:b/>
+          <w:sz w:val="24"/>
+          <w:szCs w:val="24"/>
+        </w:rPr>
+        <w:t>NPC 타입 구분(</w:t>
+      </w:r>
+      <w:proofErr w:type="spellStart"/>
+      <w:r>
+        <w:rPr>
+          <w:b/>
+          <w:sz w:val="24"/>
+          <w:szCs w:val="24"/>
+        </w:rPr>
+        <w:t>enum</w:t>
+      </w:r>
+      <w:proofErr w:type="spellEnd"/>
+      <w:r>
+        <w:rPr>
+          <w:b/>
+          <w:sz w:val="24"/>
+          <w:szCs w:val="24"/>
+        </w:rPr>
+        <w:t>), 최대 HP, 피격 판정 등 구조 확장.</w:t>
+      </w:r>
+      <w:r>
+        <w:rPr>
+          <w:rFonts w:hint="eastAsia"/>
+          <w:b/>
+          <w:sz w:val="24"/>
+          <w:szCs w:val="24"/>
+        </w:rPr>
+        <w:t xml:space="preserve"> &lt;- 새로운 </w:t>
+      </w:r>
+      <w:proofErr w:type="spellStart"/>
+      <w:r>
+        <w:rPr>
+          <w:rFonts w:hint="eastAsia"/>
+          <w:b/>
+          <w:sz w:val="24"/>
+          <w:szCs w:val="24"/>
+        </w:rPr>
+        <w:t>NPCType</w:t>
+      </w:r>
+      <w:proofErr w:type="spellEnd"/>
+      <w:r>
+        <w:rPr>
+          <w:rFonts w:hint="eastAsia"/>
+          <w:b/>
+          <w:sz w:val="24"/>
+          <w:szCs w:val="24"/>
+        </w:rPr>
+        <w:t xml:space="preserve"> 값 정의</w:t>
+      </w:r>
+    </w:p>
+    <w:p>
+      <w:pPr>
+        <w:jc w:val="left"/>
+        <w:rPr>
+          <w:rFonts w:hint="eastAsia"/>
+          <w:b/>
+          <w:sz w:val="24"/>
+          <w:szCs w:val="24"/>
+        </w:rPr>
+      </w:pPr>
+      <w:r>
+        <w:rPr>
+          <w:b/>
+          <w:sz w:val="24"/>
+          <w:szCs w:val="24"/>
+        </w:rPr>
+        <w:t xml:space="preserve">BT 노드 보스 전용 조건/행동 추가 및 기존 노드 개선. </w:t>
+      </w:r>
+      <w:r>
+        <w:rPr>
+          <w:rFonts w:hint="eastAsia"/>
+          <w:b/>
+          <w:sz w:val="24"/>
+          <w:szCs w:val="24"/>
+        </w:rPr>
+        <w:t xml:space="preserve">&lt;- 임시 </w:t>
+      </w:r>
+      <w:proofErr w:type="spellStart"/>
+      <w:r>
+        <w:rPr>
+          <w:rFonts w:hint="eastAsia"/>
+          <w:b/>
+          <w:sz w:val="24"/>
+          <w:szCs w:val="24"/>
+        </w:rPr>
+        <w:t>BTNode</w:t>
+      </w:r>
+      <w:proofErr w:type="spellEnd"/>
+      <w:r>
+        <w:rPr>
+          <w:rFonts w:hint="eastAsia"/>
+          <w:b/>
+          <w:sz w:val="24"/>
+          <w:szCs w:val="24"/>
+        </w:rPr>
+        <w:t xml:space="preserve"> 클래스 생성 후 BT연결</w:t>
+      </w:r>
+    </w:p>
+    <w:p>
+      <w:pPr>
+        <w:jc w:val="left"/>
+        <w:rPr>
+          <w:rFonts w:hint="eastAsia"/>
+          <w:b/>
+          <w:sz w:val="24"/>
+          <w:szCs w:val="24"/>
+        </w:rPr>
+      </w:pPr>
+      <w:r>
+        <w:rPr>
+          <w:b/>
+          <w:sz w:val="24"/>
+          <w:szCs w:val="24"/>
+        </w:rPr>
+        <w:lastRenderedPageBreak/>
+        <w:t>NPC ID 타입을 int64_t로 통일, Room/Session/패킷 코드 수정. 공격/</w:t>
+      </w:r>
+      <w:proofErr w:type="spellStart"/>
+      <w:r>
+        <w:rPr>
+          <w:b/>
+          <w:sz w:val="24"/>
+          <w:szCs w:val="24"/>
+        </w:rPr>
+        <w:t>페이즈</w:t>
+      </w:r>
+      <w:proofErr w:type="spellEnd"/>
+      <w:r>
+        <w:rPr>
+          <w:b/>
+          <w:sz w:val="24"/>
+          <w:szCs w:val="24"/>
+        </w:rPr>
+        <w:t xml:space="preserve"> 정의</w:t>
+      </w:r>
+      <w:proofErr w:type="spellStart"/>
+      <w:r>
+        <w:rPr>
+          <w:b/>
+          <w:sz w:val="24"/>
+          <w:szCs w:val="24"/>
+        </w:rPr>
+        <w:t>CombatDef.h</w:t>
+      </w:r>
+      <w:proofErr w:type="spellEnd"/>
+      <w:r>
+        <w:rPr>
+          <w:b/>
+          <w:sz w:val="24"/>
+          <w:szCs w:val="24"/>
+        </w:rPr>
+        <w:t xml:space="preserve">로 분리, 프로젝트 파일 반영. Jolt Assert 로그 개선 및 기타 </w:t>
+      </w:r>
+      <w:proofErr w:type="spellStart"/>
+      <w:r>
+        <w:rPr>
+          <w:b/>
+          <w:sz w:val="24"/>
+          <w:szCs w:val="24"/>
+        </w:rPr>
+        <w:t>리팩토링</w:t>
+      </w:r>
+      <w:proofErr w:type="spellEnd"/>
+      <w:r>
+        <w:rPr>
+          <w:b/>
+          <w:sz w:val="24"/>
+          <w:szCs w:val="24"/>
+        </w:rPr>
+        <w:t xml:space="preserve"> 포함</w:t>
+      </w:r>
+    </w:p>
+    <w:p>
+      <w:pPr>
+        <w:jc w:val="left"/>
+        <w:rPr>
+          <w:b/>
+          <w:sz w:val="24"/>
+          <w:szCs w:val="24"/>
+        </w:rPr>
+      </w:pPr>
+    </w:p>
+    <w:p>
+      <w:pPr>
+        <w:jc w:val="left"/>
+        <w:rPr>
+          <w:rFonts w:hint="eastAsia"/>
+          <w:b/>
+          <w:sz w:val="24"/>
+          <w:szCs w:val="24"/>
+        </w:rPr>
+      </w:pPr>
+      <w:r>
+        <w:rPr>
+          <w:rFonts w:hint="eastAsia"/>
+          <w:b/>
+          <w:sz w:val="24"/>
+          <w:szCs w:val="24"/>
+        </w:rPr>
+        <w:t xml:space="preserve">클라이언트 사이드 </w:t>
+      </w:r>
+      <w:r>
+        <w:rPr>
+          <w:rFonts w:hint="eastAsia"/>
+          <w:b/>
+          <w:sz w:val="24"/>
+          <w:szCs w:val="24"/>
+        </w:rPr>
+        <w:t xml:space="preserve">&lt;- </w:t>
+      </w:r>
+      <w:r>
+        <w:rPr>
+          <w:rFonts w:hint="eastAsia"/>
+          <w:b/>
+          <w:sz w:val="24"/>
+          <w:szCs w:val="24"/>
+        </w:rPr>
+        <w:t xml:space="preserve">보스 </w:t>
+      </w:r>
+      <w:proofErr w:type="spellStart"/>
+      <w:r>
+        <w:rPr>
+          <w:rFonts w:hint="eastAsia"/>
+          <w:b/>
+          <w:sz w:val="24"/>
+          <w:szCs w:val="24"/>
+        </w:rPr>
+        <w:t>스폰</w:t>
+      </w:r>
+      <w:proofErr w:type="spellEnd"/>
+      <w:r>
+        <w:rPr>
+          <w:rFonts w:hint="eastAsia"/>
+          <w:b/>
+          <w:sz w:val="24"/>
+          <w:szCs w:val="24"/>
+        </w:rPr>
+        <w:t xml:space="preserve"> 시각화 테스트 기능 구현</w:t>
+      </w:r>
+    </w:p>
+    <w:p>
+      <w:pPr>
+        <w:jc w:val="left"/>
+        <w:rPr>
+          <w:b/>
+          <w:sz w:val="22"/>
+        </w:rPr>
+      </w:pPr>
+      <w:r>
+        <w:rPr>
+          <w:rFonts w:hint="eastAsia"/>
+          <w:b/>
+          <w:sz w:val="22"/>
+        </w:rPr>
+        <w:t xml:space="preserve">클라이언트 코드 </w:t>
+      </w:r>
+      <w:proofErr w:type="spellStart"/>
+      <w:r>
+        <w:rPr>
+          <w:rFonts w:hint="eastAsia"/>
+          <w:b/>
+          <w:sz w:val="22"/>
+        </w:rPr>
+        <w:t>Warnning</w:t>
+      </w:r>
+      <w:proofErr w:type="spellEnd"/>
+      <w:r>
+        <w:rPr>
+          <w:rFonts w:hint="eastAsia"/>
+          <w:b/>
+          <w:sz w:val="22"/>
+        </w:rPr>
+        <w:t xml:space="preserve"> 코드 수정 -&gt; cast문제들</w:t>
+      </w:r>
+    </w:p>
+    <w:p>
+      <w:pPr>
+        <w:jc w:val="left"/>
+        <w:rPr>
+          <w:rFonts w:hint="eastAsia"/>
           <w:b/>
           <w:sz w:val="22"/>
         </w:rPr>
@@ -2883,7 +4093,6 @@
                 <w:b/>
                 <w:sz w:val="22"/>
               </w:rPr>
-              <w:lastRenderedPageBreak/>
               <w:t>문제점 정리</w:t>
             </w:r>
           </w:p>
